--- a/lessons/7-6/downloads/7-6-notes.docx
+++ b/lessons/7-6/downloads/7-6-notes.docx
@@ -1330,6 +1330,160 @@
         </w:tc>
       </w:tr>
     </w:tbl>
+    <w:tbl>
+      <w:tblPr>
+        <w:tblW w:type="pct" w:w="100%"/>
+        <w:tblBorders>
+          <w:top w:val="none" w:color="FFFFFF" w:sz="0"/>
+          <w:left w:val="none" w:color="FFFFFF" w:sz="0"/>
+          <w:bottom w:val="single" w:color="C7D2DD" w:sz="4"/>
+          <w:right w:val="none" w:color="FFFFFF" w:sz="0"/>
+          <w:insideH w:val="none" w:color="FFFFFF" w:sz="0"/>
+          <w:insideV w:val="none" w:color="FFFFFF" w:sz="0"/>
+        </w:tblBorders>
+      </w:tblPr>
+      <w:tblGrid>
+        <w:gridCol w:w="1800"/>
+        <w:gridCol w:w="7560"/>
+      </w:tblGrid>
+      <w:tr>
+        <w:trPr>
+          <w:cantSplit/>
+        </w:trPr>
+        <w:tc>
+          <w:tcPr>
+            <w:tcW w:type="dxa" w:w="1800"/>
+            <w:tcMar>
+              <w:top w:type="dxa" w:w="100"/>
+              <w:left w:type="dxa" w:w="40"/>
+              <w:bottom w:type="dxa" w:w="100"/>
+              <w:right w:type="dxa" w:w="120"/>
+            </w:tcMar>
+            <w:vAlign w:val="center"/>
+          </w:tcPr>
+          <w:p>
+            <w:pPr>
+              <w:spacing w:after="0"/>
+              <w:jc w:val="center"/>
+            </w:pPr>
+            <w:r>
+              <w:drawing>
+                <wp:inline distT="0" distB="0" distL="0" distR="0">
+                  <wp:extent cx="1047750" cy="790575"/>
+                  <wp:effectExtent t="0" r="0" b="0" l="0"/>
+                  <wp:docPr id="1" name="" descr="" title=""/>
+                  <wp:cNvGraphicFramePr>
+                    <a:graphicFrameLocks xmlns:a="http://schemas.openxmlformats.org/drawingml/2006/main" noChangeAspect="1"/>
+                  </wp:cNvGraphicFramePr>
+                  <a:graphic xmlns:a="http://schemas.openxmlformats.org/drawingml/2006/main">
+                    <a:graphicData uri="http://schemas.openxmlformats.org/drawingml/2006/picture">
+                      <pic:pic xmlns:pic="http://schemas.openxmlformats.org/drawingml/2006/picture">
+                        <pic:nvPicPr>
+                          <pic:cNvPr id="0" name="" descr=""/>
+                          <pic:cNvPicPr>
+                            <a:picLocks noChangeAspect="1" noChangeArrowheads="1"/>
+                          </pic:cNvPicPr>
+                        </pic:nvPicPr>
+                        <pic:blipFill>
+                          <a:blip r:embed="rId14" cstate="none"/>
+                          <a:srcRect/>
+                          <a:stretch>
+                            <a:fillRect/>
+                          </a:stretch>
+                        </pic:blipFill>
+                        <pic:spPr bwMode="auto">
+                          <a:xfrm>
+                            <a:off x="0" y="0"/>
+                            <a:ext cx="1047750" cy="790575"/>
+                          </a:xfrm>
+                          <a:prstGeom prst="rect">
+                            <a:avLst/>
+                          </a:prstGeom>
+                        </pic:spPr>
+                      </pic:pic>
+                    </a:graphicData>
+                  </a:graphic>
+                </wp:inline>
+              </w:drawing>
+            </w:r>
+          </w:p>
+        </w:tc>
+        <w:tc>
+          <w:tcPr>
+            <w:tcW w:type="dxa" w:w="7560"/>
+            <w:tcMar>
+              <w:top w:type="dxa" w:w="100"/>
+              <w:left w:type="dxa" w:w="40"/>
+              <w:bottom w:type="dxa" w:w="100"/>
+              <w:right w:type="dxa" w:w="40"/>
+            </w:tcMar>
+            <w:vAlign w:val="center"/>
+          </w:tcPr>
+          <w:p>
+            <w:pPr>
+              <w:spacing w:after="50"/>
+            </w:pPr>
+            <w:r>
+              <w:rPr>
+                <w:b/>
+                <w:bCs/>
+                <w:color w:val="12355B"/>
+                <w:sz w:val="24"/>
+                <w:szCs w:val="24"/>
+              </w:rPr>
+              <w:t xml:space="preserve">Quadrant</w:t>
+            </w:r>
+            <w:r>
+              <w:rPr>
+                <w:i/>
+                <w:iCs/>
+                <w:color w:val="5F6F80"/>
+                <w:sz w:val="19"/>
+                <w:szCs w:val="19"/>
+              </w:rPr>
+              <w:t xml:space="preserve">   Cuadrante</w:t>
+            </w:r>
+          </w:p>
+          <w:p>
+            <w:pPr>
+              <w:spacing w:after="40"/>
+            </w:pPr>
+            <w:r>
+              <w:rPr>
+                <w:sz w:val="21"/>
+                <w:szCs w:val="21"/>
+              </w:rPr>
+              <w:t xml:space="preserve">One of the four regions of the coordinate plane, numbered I to IV.</w:t>
+            </w:r>
+          </w:p>
+          <w:p>
+            <w:pPr>
+              <w:spacing w:after="0"/>
+            </w:pPr>
+            <w:r>
+              <w:rPr>
+                <w:b/>
+                <w:bCs/>
+                <w:color w:val="1FA6A2"/>
+                <w:sz w:val="18"/>
+                <w:szCs w:val="18"/>
+              </w:rPr>
+              <w:t xml:space="preserve">Example:  </w:t>
+            </w:r>
+            <w:r>
+              <w:rPr>
+                <w:i/>
+                <w:iCs/>
+                <w:color w:val="5F6F80"/>
+                <w:sz w:val="18"/>
+                <w:szCs w:val="18"/>
+              </w:rPr>
+              <w:t xml:space="preserve">Points in the same quadrant have the same signs.</w:t>
+            </w:r>
+          </w:p>
+        </w:tc>
+      </w:tr>
+    </w:tbl>
     <w:p>
       <w:pPr>
         <w:pStyle w:val="Heading1"/>
@@ -1418,7 +1572,7 @@
                 <w:sz w:val="21"/>
                 <w:szCs w:val="21"/>
               </w:rPr>
-              <w:t xml:space="preserve">Distance on the Coordinate Plane      •      Distance      •      Absolute value      •      Horizontal distance      •      Vertical distance      •      Coordinate plane      •      Integer</w:t>
+              <w:t xml:space="preserve">Distance on the Coordinate Plane      •      Distance      •      Absolute value      •      Horizontal distance      •      Vertical distance      •      Coordinate plane      •      Integer      •      Quadrant</w:t>
             </w:r>
           </w:p>
         </w:tc>
@@ -1689,6 +1843,43 @@
           <w:szCs w:val="22"/>
         </w:rPr>
         <w:t xml:space="preserve">A whole number or its opposite is an </w:t>
+      </w:r>
+      <w:r>
+        <w:rPr>
+          <w:sz w:val="22"/>
+          <w:szCs w:val="22"/>
+        </w:rPr>
+        <w:t xml:space="preserve">________________</w:t>
+      </w:r>
+      <w:r>
+        <w:rPr>
+          <w:sz w:val="22"/>
+          <w:szCs w:val="22"/>
+        </w:rPr>
+        <w:t xml:space="preserve">.</w:t>
+      </w:r>
+    </w:p>
+    <w:p>
+      <w:pPr>
+        <w:keepLines/>
+        <w:spacing w:after="260" w:before="200"/>
+      </w:pPr>
+      <w:r>
+        <w:rPr>
+          <w:b/>
+          <w:bCs/>
+          <w:color w:val="12355B"/>
+          <w:sz w:val="22"/>
+          <w:szCs w:val="22"/>
+        </w:rPr>
+        <w:t xml:space="preserve">8.  </w:t>
+      </w:r>
+      <w:r>
+        <w:rPr>
+          <w:sz w:val="22"/>
+          <w:szCs w:val="22"/>
+        </w:rPr>
+        <w:t xml:space="preserve">Each of the four regions of the coordinate plane is a </w:t>
       </w:r>
       <w:r>
         <w:rPr>
@@ -3812,7 +4003,7 @@
           <w:sz w:val="20"/>
           <w:szCs w:val="20"/>
         </w:rPr>
-        <w:t xml:space="preserve">A)  14 units</w:t>
+        <w:t xml:space="preserve">A)  8 units</w:t>
       </w:r>
     </w:p>
     <w:p>
@@ -3838,7 +4029,7 @@
           <w:sz w:val="20"/>
           <w:szCs w:val="20"/>
         </w:rPr>
-        <w:t xml:space="preserve">C)  20 units</w:t>
+        <w:t xml:space="preserve">C)  14 units</w:t>
       </w:r>
     </w:p>
     <w:p>
@@ -3851,7 +4042,7 @@
           <w:sz w:val="20"/>
           <w:szCs w:val="20"/>
         </w:rPr>
-        <w:t xml:space="preserve">D)  8 units</w:t>
+        <w:t xml:space="preserve">D)  20 units</w:t>
       </w:r>
     </w:p>
     <w:p>
@@ -3968,7 +4159,7 @@
           <w:sz w:val="20"/>
           <w:szCs w:val="20"/>
         </w:rPr>
-        <w:t xml:space="preserve">A)  12 units</w:t>
+        <w:t xml:space="preserve">A)  2 units</w:t>
       </w:r>
     </w:p>
     <w:p>
@@ -3981,7 +4172,7 @@
           <w:sz w:val="20"/>
           <w:szCs w:val="20"/>
         </w:rPr>
-        <w:t xml:space="preserve">B)  2 units</w:t>
+        <w:t xml:space="preserve">B)  7 units</w:t>
       </w:r>
     </w:p>
     <w:p>
@@ -3994,7 +4185,7 @@
           <w:sz w:val="20"/>
           <w:szCs w:val="20"/>
         </w:rPr>
-        <w:t xml:space="preserve">C)  7 units</w:t>
+        <w:t xml:space="preserve">C)  8 units</w:t>
       </w:r>
     </w:p>
     <w:p>
@@ -4007,7 +4198,7 @@
           <w:sz w:val="20"/>
           <w:szCs w:val="20"/>
         </w:rPr>
-        <w:t xml:space="preserve">D)  8 units</w:t>
+        <w:t xml:space="preserve">D)  12 units</w:t>
       </w:r>
     </w:p>
     <w:p>
@@ -4098,7 +4289,7 @@
           <w:sz w:val="20"/>
           <w:szCs w:val="20"/>
         </w:rPr>
-        <w:t xml:space="preserve">A)  11 units</w:t>
+        <w:t xml:space="preserve">A)  5 units</w:t>
       </w:r>
     </w:p>
     <w:p>
@@ -4111,7 +4302,7 @@
           <w:sz w:val="20"/>
           <w:szCs w:val="20"/>
         </w:rPr>
-        <w:t xml:space="preserve">B)  5 units</w:t>
+        <w:t xml:space="preserve">B)  5.5 units</w:t>
       </w:r>
     </w:p>
     <w:p>
@@ -4137,7 +4328,7 @@
           <w:sz w:val="20"/>
           <w:szCs w:val="20"/>
         </w:rPr>
-        <w:t xml:space="preserve">D)  5.5 units</w:t>
+        <w:t xml:space="preserve">D)  11 units</w:t>
       </w:r>
     </w:p>
     <w:p>
@@ -4228,7 +4419,7 @@
           <w:sz w:val="20"/>
           <w:szCs w:val="20"/>
         </w:rPr>
-        <w:t xml:space="preserve">A)  1 unit</w:t>
+        <w:t xml:space="preserve">A)  -7 units</w:t>
       </w:r>
     </w:p>
     <w:p>
@@ -4241,7 +4432,7 @@
           <w:sz w:val="20"/>
           <w:szCs w:val="20"/>
         </w:rPr>
-        <w:t xml:space="preserve">B)  12 units</w:t>
+        <w:t xml:space="preserve">B)  1 unit</w:t>
       </w:r>
     </w:p>
     <w:p>
@@ -4267,7 +4458,7 @@
           <w:sz w:val="20"/>
           <w:szCs w:val="20"/>
         </w:rPr>
-        <w:t xml:space="preserve">D)  -7 units</w:t>
+        <w:t xml:space="preserve">D)  12 units</w:t>
       </w:r>
     </w:p>
     <w:p>
@@ -4397,7 +4588,7 @@
           <w:sz w:val="20"/>
           <w:szCs w:val="20"/>
         </w:rPr>
-        <w:t xml:space="preserve">B)  12 units</w:t>
+        <w:t xml:space="preserve">B)  10 units</w:t>
       </w:r>
     </w:p>
     <w:p>
@@ -4410,7 +4601,7 @@
           <w:sz w:val="20"/>
           <w:szCs w:val="20"/>
         </w:rPr>
-        <w:t xml:space="preserve">C)  14 units</w:t>
+        <w:t xml:space="preserve">C)  12 units</w:t>
       </w:r>
     </w:p>
     <w:p>
@@ -4423,7 +4614,7 @@
           <w:sz w:val="20"/>
           <w:szCs w:val="20"/>
         </w:rPr>
-        <w:t xml:space="preserve">D)  10 units</w:t>
+        <w:t xml:space="preserve">D)  14 units</w:t>
       </w:r>
     </w:p>
     <w:p>
@@ -4514,7 +4705,7 @@
           <w:sz w:val="20"/>
           <w:szCs w:val="20"/>
         </w:rPr>
-        <w:t xml:space="preserve">A)  2 units</w:t>
+        <w:t xml:space="preserve">A)  -8 units</w:t>
       </w:r>
     </w:p>
     <w:p>
@@ -4527,7 +4718,7 @@
           <w:sz w:val="20"/>
           <w:szCs w:val="20"/>
         </w:rPr>
-        <w:t xml:space="preserve">B)  8 units</w:t>
+        <w:t xml:space="preserve">B)  2 units</w:t>
       </w:r>
     </w:p>
     <w:p>
@@ -4540,7 +4731,7 @@
           <w:sz w:val="20"/>
           <w:szCs w:val="20"/>
         </w:rPr>
-        <w:t xml:space="preserve">C)  15 units</w:t>
+        <w:t xml:space="preserve">C)  8 units</w:t>
       </w:r>
     </w:p>
     <w:p>
@@ -4553,7 +4744,7 @@
           <w:sz w:val="20"/>
           <w:szCs w:val="20"/>
         </w:rPr>
-        <w:t xml:space="preserve">D)  -8 units</w:t>
+        <w:t xml:space="preserve">D)  15 units</w:t>
       </w:r>
     </w:p>
     <w:p>

--- a/lessons/7-6/downloads/7-6-notes.docx
+++ b/lessons/7-6/downloads/7-6-notes.docx
@@ -249,49 +249,269 @@
           <w:sz w:val="19"/>
           <w:szCs w:val="19"/>
         </w:rPr>
-        <w:t xml:space="preserve">Look at the picture, read the word, then read what it means.</w:t>
+        <w:t xml:space="preserve">Review each concept term, definition, non-example, and visual clue.</w:t>
       </w:r>
     </w:p>
     <w:tbl>
       <w:tblPr>
-        <w:tblW w:type="pct" w:w="100%"/>
+        <w:tblW w:type="dxa" w:w="9360"/>
         <w:tblBorders>
-          <w:top w:val="none" w:color="FFFFFF" w:sz="0"/>
-          <w:left w:val="none" w:color="FFFFFF" w:sz="0"/>
-          <w:bottom w:val="single" w:color="C7D2DD" w:sz="4"/>
-          <w:right w:val="none" w:color="FFFFFF" w:sz="0"/>
-          <w:insideH w:val="none" w:color="FFFFFF" w:sz="0"/>
-          <w:insideV w:val="none" w:color="FFFFFF" w:sz="0"/>
+          <w:top w:val="single" w:color="C7D2DD" w:sz="6"/>
+          <w:left w:val="single" w:color="C7D2DD" w:sz="6"/>
+          <w:bottom w:val="single" w:color="C7D2DD" w:sz="6"/>
+          <w:right w:val="single" w:color="C7D2DD" w:sz="6"/>
+          <w:insideH w:val="single" w:color="C7D2DD" w:sz="6"/>
+          <w:insideV w:val="single" w:color="C7D2DD" w:sz="6"/>
         </w:tblBorders>
       </w:tblPr>
       <w:tblGrid>
         <w:gridCol w:w="1800"/>
-        <w:gridCol w:w="7560"/>
+        <w:gridCol w:w="3160"/>
+        <w:gridCol w:w="2200"/>
+        <w:gridCol w:w="2200"/>
       </w:tblGrid>
       <w:tr>
         <w:trPr>
           <w:cantSplit/>
+          <w:tblHeader/>
         </w:trPr>
         <w:tc>
           <w:tcPr>
             <w:tcW w:type="dxa" w:w="1800"/>
-            <w:tcMar>
-              <w:top w:type="dxa" w:w="100"/>
-              <w:left w:type="dxa" w:w="40"/>
-              <w:bottom w:type="dxa" w:w="100"/>
-              <w:right w:type="dxa" w:w="120"/>
-            </w:tcMar>
-            <w:vAlign w:val="center"/>
+            <w:shd w:fill="EEF4F8" w:color="auto" w:val="clear"/>
+            <w:tcMar>
+              <w:top w:type="dxa" w:w="80"/>
+              <w:left w:type="dxa" w:w="100"/>
+              <w:bottom w:type="dxa" w:w="80"/>
+              <w:right w:type="dxa" w:w="100"/>
+            </w:tcMar>
           </w:tcPr>
           <w:p>
             <w:pPr>
               <w:spacing w:after="0"/>
+            </w:pPr>
+            <w:r>
+              <w:rPr>
+                <w:b/>
+                <w:bCs/>
+                <w:color w:val="12355B"/>
+                <w:sz w:val="19"/>
+                <w:szCs w:val="19"/>
+              </w:rPr>
+              <w:t xml:space="preserve">Concept Term</w:t>
+            </w:r>
+          </w:p>
+        </w:tc>
+        <w:tc>
+          <w:tcPr>
+            <w:tcW w:type="dxa" w:w="3160"/>
+            <w:shd w:fill="EEF4F8" w:color="auto" w:val="clear"/>
+            <w:tcMar>
+              <w:top w:type="dxa" w:w="80"/>
+              <w:left w:type="dxa" w:w="100"/>
+              <w:bottom w:type="dxa" w:w="80"/>
+              <w:right w:type="dxa" w:w="100"/>
+            </w:tcMar>
+          </w:tcPr>
+          <w:p>
+            <w:pPr>
+              <w:spacing w:after="0"/>
+            </w:pPr>
+            <w:r>
+              <w:rPr>
+                <w:b/>
+                <w:bCs/>
+                <w:color w:val="12355B"/>
+                <w:sz w:val="19"/>
+                <w:szCs w:val="19"/>
+              </w:rPr>
+              <w:t xml:space="preserve">Student-Friendly Definition</w:t>
+            </w:r>
+          </w:p>
+        </w:tc>
+        <w:tc>
+          <w:tcPr>
+            <w:tcW w:type="dxa" w:w="2200"/>
+            <w:shd w:fill="EEF4F8" w:color="auto" w:val="clear"/>
+            <w:tcMar>
+              <w:top w:type="dxa" w:w="80"/>
+              <w:left w:type="dxa" w:w="100"/>
+              <w:bottom w:type="dxa" w:w="80"/>
+              <w:right w:type="dxa" w:w="100"/>
+            </w:tcMar>
+          </w:tcPr>
+          <w:p>
+            <w:pPr>
+              <w:spacing w:after="0"/>
+            </w:pPr>
+            <w:r>
+              <w:rPr>
+                <w:b/>
+                <w:bCs/>
+                <w:color w:val="12355B"/>
+                <w:sz w:val="19"/>
+                <w:szCs w:val="19"/>
+              </w:rPr>
+              <w:t xml:space="preserve">Non-Example</w:t>
+            </w:r>
+          </w:p>
+        </w:tc>
+        <w:tc>
+          <w:tcPr>
+            <w:tcW w:type="dxa" w:w="2200"/>
+            <w:shd w:fill="EEF4F8" w:color="auto" w:val="clear"/>
+            <w:tcMar>
+              <w:top w:type="dxa" w:w="80"/>
+              <w:left w:type="dxa" w:w="100"/>
+              <w:bottom w:type="dxa" w:w="80"/>
+              <w:right w:type="dxa" w:w="100"/>
+            </w:tcMar>
+          </w:tcPr>
+          <w:p>
+            <w:pPr>
+              <w:spacing w:after="0"/>
+            </w:pPr>
+            <w:r>
+              <w:rPr>
+                <w:b/>
+                <w:bCs/>
+                <w:color w:val="12355B"/>
+                <w:sz w:val="19"/>
+                <w:szCs w:val="19"/>
+              </w:rPr>
+              <w:t xml:space="preserve">Visual Clue</w:t>
+            </w:r>
+          </w:p>
+        </w:tc>
+      </w:tr>
+      <w:tr>
+        <w:trPr>
+          <w:cantSplit/>
+        </w:trPr>
+        <w:tc>
+          <w:tcPr>
+            <w:tcW w:type="dxa" w:w="1800"/>
+            <w:tcMar>
+              <w:top w:type="dxa" w:w="80"/>
+              <w:left w:type="dxa" w:w="100"/>
+              <w:bottom w:type="dxa" w:w="80"/>
+              <w:right w:type="dxa" w:w="100"/>
+            </w:tcMar>
+            <w:vAlign w:val="top"/>
+          </w:tcPr>
+          <w:p>
+            <w:pPr>
+              <w:spacing w:after="30"/>
+            </w:pPr>
+            <w:r>
+              <w:rPr>
+                <w:b/>
+                <w:bCs/>
+                <w:color w:val="12355B"/>
+                <w:sz w:val="21"/>
+                <w:szCs w:val="21"/>
+              </w:rPr>
+              <w:t xml:space="preserve">Distance on the Coordinate Plane</w:t>
+            </w:r>
+          </w:p>
+          <w:p>
+            <w:pPr>
+              <w:spacing w:after="0"/>
+            </w:pPr>
+            <w:r>
+              <w:rPr>
+                <w:i/>
+                <w:iCs/>
+                <w:color w:val="5F6F80"/>
+                <w:sz w:val="18"/>
+                <w:szCs w:val="18"/>
+              </w:rPr>
+              <w:t xml:space="preserve">Distancia en el plano de coordenadas</w:t>
+            </w:r>
+          </w:p>
+        </w:tc>
+        <w:tc>
+          <w:tcPr>
+            <w:tcW w:type="dxa" w:w="3160"/>
+            <w:tcMar>
+              <w:top w:type="dxa" w:w="80"/>
+              <w:left w:type="dxa" w:w="100"/>
+              <w:bottom w:type="dxa" w:w="80"/>
+              <w:right w:type="dxa" w:w="100"/>
+            </w:tcMar>
+            <w:vAlign w:val="top"/>
+          </w:tcPr>
+          <w:p>
+            <w:pPr>
+              <w:spacing w:after="0"/>
+            </w:pPr>
+            <w:r>
+              <w:rPr>
+                <w:sz w:val="20"/>
+                <w:szCs w:val="20"/>
+              </w:rPr>
+              <w:t xml:space="preserve">The nonnegative distance between points, found from the absolute difference of coordinates on a horizontal or vertical line.</w:t>
+            </w:r>
+          </w:p>
+        </w:tc>
+        <w:tc>
+          <w:tcPr>
+            <w:tcW w:type="dxa" w:w="2200"/>
+            <w:tcMar>
+              <w:top w:type="dxa" w:w="80"/>
+              <w:left w:type="dxa" w:w="100"/>
+              <w:bottom w:type="dxa" w:w="80"/>
+              <w:right w:type="dxa" w:w="100"/>
+            </w:tcMar>
+            <w:vAlign w:val="top"/>
+          </w:tcPr>
+          <w:p>
+            <w:pPr>
+              <w:spacing w:after="40"/>
+            </w:pPr>
+            <w:r>
+              <w:rPr>
+                <w:i/>
+                <w:iCs/>
+                <w:color w:val="5F6F80"/>
+                <w:sz w:val="19"/>
+                <w:szCs w:val="19"/>
+              </w:rPr>
+              <w:t xml:space="preserve">Not Distance on the Coordinate Plane: write a counter-example that breaks the definition.</w:t>
+            </w:r>
+          </w:p>
+          <w:p>
+            <w:pPr>
+              <w:pBdr>
+                <w:bottom w:val="single" w:color="AFBECC" w:sz="6"/>
+              </w:pBdr>
+              <w:spacing w:after="30" w:before="150"/>
+            </w:pPr>
+            <w:r>
+              <w:t xml:space="preserve"/>
+            </w:r>
+          </w:p>
+        </w:tc>
+        <w:tc>
+          <w:tcPr>
+            <w:tcW w:type="dxa" w:w="2200"/>
+            <w:tcMar>
+              <w:top w:type="dxa" w:w="80"/>
+              <w:left w:type="dxa" w:w="100"/>
+              <w:bottom w:type="dxa" w:w="80"/>
+              <w:right w:type="dxa" w:w="100"/>
+            </w:tcMar>
+            <w:vAlign w:val="top"/>
+          </w:tcPr>
+          <w:p>
+            <w:pPr>
+              <w:spacing w:after="40"/>
               <w:jc w:val="center"/>
             </w:pPr>
             <w:r>
               <w:drawing>
                 <wp:inline distT="0" distB="0" distL="0" distR="0">
-                  <wp:extent cx="1047750" cy="790575"/>
+                  <wp:extent cx="876300" cy="657225"/>
                   <wp:effectExtent t="0" r="0" b="0" l="0"/>
                   <wp:docPr id="1" name="" descr="" title=""/>
                   <wp:cNvGraphicFramePr>
@@ -316,7 +536,7 @@
                         <pic:spPr bwMode="auto">
                           <a:xfrm>
                             <a:off x="0" y="0"/>
-                            <a:ext cx="1047750" cy="790575"/>
+                            <a:ext cx="876300" cy="657225"/>
                           </a:xfrm>
                           <a:prstGeom prst="rect">
                             <a:avLst/>
@@ -329,32 +549,108 @@
               </w:drawing>
             </w:r>
           </w:p>
-        </w:tc>
-        <w:tc>
-          <w:tcPr>
-            <w:tcW w:type="dxa" w:w="7560"/>
-            <w:tcMar>
-              <w:top w:type="dxa" w:w="100"/>
-              <w:left w:type="dxa" w:w="40"/>
-              <w:bottom w:type="dxa" w:w="100"/>
-              <w:right w:type="dxa" w:w="40"/>
-            </w:tcMar>
-            <w:vAlign w:val="center"/>
-          </w:tcPr>
-          <w:p>
-            <w:pPr>
-              <w:spacing w:after="50"/>
+          <w:p>
+            <w:pPr>
+              <w:spacing w:after="0"/>
+            </w:pPr>
+            <w:r>
+              <w:rPr>
+                <w:i/>
+                <w:iCs/>
+                <w:color w:val="5F6F80"/>
+                <w:sz w:val="18"/>
+                <w:szCs w:val="18"/>
+              </w:rPr>
+              <w:t xml:space="preserve">From (−2, 3) to (5, 3): |5 − (−2)| = 7 units.</w:t>
+            </w:r>
+          </w:p>
+        </w:tc>
+      </w:tr>
+      <w:tr>
+        <w:trPr>
+          <w:cantSplit/>
+        </w:trPr>
+        <w:tc>
+          <w:tcPr>
+            <w:tcW w:type="dxa" w:w="1800"/>
+            <w:tcMar>
+              <w:top w:type="dxa" w:w="80"/>
+              <w:left w:type="dxa" w:w="100"/>
+              <w:bottom w:type="dxa" w:w="80"/>
+              <w:right w:type="dxa" w:w="100"/>
+            </w:tcMar>
+            <w:vAlign w:val="top"/>
+          </w:tcPr>
+          <w:p>
+            <w:pPr>
+              <w:spacing w:after="30"/>
             </w:pPr>
             <w:r>
               <w:rPr>
                 <w:b/>
                 <w:bCs/>
                 <w:color w:val="12355B"/>
-                <w:sz w:val="24"/>
-                <w:szCs w:val="24"/>
-              </w:rPr>
-              <w:t xml:space="preserve">Distance on the Coordinate Plane</w:t>
-            </w:r>
+                <w:sz w:val="21"/>
+                <w:szCs w:val="21"/>
+              </w:rPr>
+              <w:t xml:space="preserve">Distance</w:t>
+            </w:r>
+          </w:p>
+          <w:p>
+            <w:pPr>
+              <w:spacing w:after="0"/>
+            </w:pPr>
+            <w:r>
+              <w:rPr>
+                <w:i/>
+                <w:iCs/>
+                <w:color w:val="5F6F80"/>
+                <w:sz w:val="18"/>
+                <w:szCs w:val="18"/>
+              </w:rPr>
+              <w:t xml:space="preserve">Distancia</w:t>
+            </w:r>
+          </w:p>
+        </w:tc>
+        <w:tc>
+          <w:tcPr>
+            <w:tcW w:type="dxa" w:w="3160"/>
+            <w:tcMar>
+              <w:top w:type="dxa" w:w="80"/>
+              <w:left w:type="dxa" w:w="100"/>
+              <w:bottom w:type="dxa" w:w="80"/>
+              <w:right w:type="dxa" w:w="100"/>
+            </w:tcMar>
+            <w:vAlign w:val="top"/>
+          </w:tcPr>
+          <w:p>
+            <w:pPr>
+              <w:spacing w:after="0"/>
+            </w:pPr>
+            <w:r>
+              <w:rPr>
+                <w:sz w:val="20"/>
+                <w:szCs w:val="20"/>
+              </w:rPr>
+              <w:t xml:space="preserve">How far apart two points are. It is never negative.</w:t>
+            </w:r>
+          </w:p>
+        </w:tc>
+        <w:tc>
+          <w:tcPr>
+            <w:tcW w:type="dxa" w:w="2200"/>
+            <w:tcMar>
+              <w:top w:type="dxa" w:w="80"/>
+              <w:left w:type="dxa" w:w="100"/>
+              <w:bottom w:type="dxa" w:w="80"/>
+              <w:right w:type="dxa" w:w="100"/>
+            </w:tcMar>
+            <w:vAlign w:val="top"/>
+          </w:tcPr>
+          <w:p>
+            <w:pPr>
+              <w:spacing w:after="40"/>
+            </w:pPr>
             <w:r>
               <w:rPr>
                 <w:i/>
@@ -363,89 +659,41 @@
                 <w:sz w:val="19"/>
                 <w:szCs w:val="19"/>
               </w:rPr>
-              <w:t xml:space="preserve">   Distancia en el plano de coordenadas</w:t>
-            </w:r>
-          </w:p>
+              <w:t xml:space="preserve">Not Distance: write a counter-example that breaks the definition.</w:t>
+            </w:r>
+          </w:p>
+          <w:p>
+            <w:pPr>
+              <w:pBdr>
+                <w:bottom w:val="single" w:color="AFBECC" w:sz="6"/>
+              </w:pBdr>
+              <w:spacing w:after="30" w:before="150"/>
+            </w:pPr>
+            <w:r>
+              <w:t xml:space="preserve"/>
+            </w:r>
+          </w:p>
+        </w:tc>
+        <w:tc>
+          <w:tcPr>
+            <w:tcW w:type="dxa" w:w="2200"/>
+            <w:tcMar>
+              <w:top w:type="dxa" w:w="80"/>
+              <w:left w:type="dxa" w:w="100"/>
+              <w:bottom w:type="dxa" w:w="80"/>
+              <w:right w:type="dxa" w:w="100"/>
+            </w:tcMar>
+            <w:vAlign w:val="top"/>
+          </w:tcPr>
           <w:p>
             <w:pPr>
               <w:spacing w:after="40"/>
-            </w:pPr>
-            <w:r>
-              <w:rPr>
-                <w:sz w:val="21"/>
-                <w:szCs w:val="21"/>
-              </w:rPr>
-              <w:t xml:space="preserve">The positive space between points, found from the absolute difference of coordinates on a horizontal or vertical line.</w:t>
-            </w:r>
-          </w:p>
-          <w:p>
-            <w:pPr>
-              <w:spacing w:after="0"/>
-            </w:pPr>
-            <w:r>
-              <w:rPr>
-                <w:b/>
-                <w:bCs/>
-                <w:color w:val="1FA6A2"/>
-                <w:sz w:val="18"/>
-                <w:szCs w:val="18"/>
-              </w:rPr>
-              <w:t xml:space="preserve">Example:  </w:t>
-            </w:r>
-            <w:r>
-              <w:rPr>
-                <w:i/>
-                <w:iCs/>
-                <w:color w:val="5F6F80"/>
-                <w:sz w:val="18"/>
-                <w:szCs w:val="18"/>
-              </w:rPr>
-              <w:t xml:space="preserve">From (−2, 3) to (5, 3): |5 − (−2)| = 7 units.</w:t>
-            </w:r>
-          </w:p>
-        </w:tc>
-      </w:tr>
-    </w:tbl>
-    <w:tbl>
-      <w:tblPr>
-        <w:tblW w:type="pct" w:w="100%"/>
-        <w:tblBorders>
-          <w:top w:val="none" w:color="FFFFFF" w:sz="0"/>
-          <w:left w:val="none" w:color="FFFFFF" w:sz="0"/>
-          <w:bottom w:val="single" w:color="C7D2DD" w:sz="4"/>
-          <w:right w:val="none" w:color="FFFFFF" w:sz="0"/>
-          <w:insideH w:val="none" w:color="FFFFFF" w:sz="0"/>
-          <w:insideV w:val="none" w:color="FFFFFF" w:sz="0"/>
-        </w:tblBorders>
-      </w:tblPr>
-      <w:tblGrid>
-        <w:gridCol w:w="1800"/>
-        <w:gridCol w:w="7560"/>
-      </w:tblGrid>
-      <w:tr>
-        <w:trPr>
-          <w:cantSplit/>
-        </w:trPr>
-        <w:tc>
-          <w:tcPr>
-            <w:tcW w:type="dxa" w:w="1800"/>
-            <w:tcMar>
-              <w:top w:type="dxa" w:w="100"/>
-              <w:left w:type="dxa" w:w="40"/>
-              <w:bottom w:type="dxa" w:w="100"/>
-              <w:right w:type="dxa" w:w="120"/>
-            </w:tcMar>
-            <w:vAlign w:val="center"/>
-          </w:tcPr>
-          <w:p>
-            <w:pPr>
-              <w:spacing w:after="0"/>
               <w:jc w:val="center"/>
             </w:pPr>
             <w:r>
               <w:drawing>
                 <wp:inline distT="0" distB="0" distL="0" distR="0">
-                  <wp:extent cx="1047750" cy="790575"/>
+                  <wp:extent cx="876300" cy="657225"/>
                   <wp:effectExtent t="0" r="0" b="0" l="0"/>
                   <wp:docPr id="1" name="" descr="" title=""/>
                   <wp:cNvGraphicFramePr>
@@ -470,7 +718,7 @@
                         <pic:spPr bwMode="auto">
                           <a:xfrm>
                             <a:off x="0" y="0"/>
-                            <a:ext cx="1047750" cy="790575"/>
+                            <a:ext cx="876300" cy="657225"/>
                           </a:xfrm>
                           <a:prstGeom prst="rect">
                             <a:avLst/>
@@ -483,32 +731,108 @@
               </w:drawing>
             </w:r>
           </w:p>
-        </w:tc>
-        <w:tc>
-          <w:tcPr>
-            <w:tcW w:type="dxa" w:w="7560"/>
-            <w:tcMar>
-              <w:top w:type="dxa" w:w="100"/>
-              <w:left w:type="dxa" w:w="40"/>
-              <w:bottom w:type="dxa" w:w="100"/>
-              <w:right w:type="dxa" w:w="40"/>
-            </w:tcMar>
-            <w:vAlign w:val="center"/>
-          </w:tcPr>
-          <w:p>
-            <w:pPr>
-              <w:spacing w:after="50"/>
+          <w:p>
+            <w:pPr>
+              <w:spacing w:after="0"/>
+            </w:pPr>
+            <w:r>
+              <w:rPr>
+                <w:i/>
+                <w:iCs/>
+                <w:color w:val="5F6F80"/>
+                <w:sz w:val="18"/>
+                <w:szCs w:val="18"/>
+              </w:rPr>
+              <w:t xml:space="preserve">The distance from -3 to 4 on a number line is |-3| + |4| = 3 + 4 = 7 units</w:t>
+            </w:r>
+          </w:p>
+        </w:tc>
+      </w:tr>
+      <w:tr>
+        <w:trPr>
+          <w:cantSplit/>
+        </w:trPr>
+        <w:tc>
+          <w:tcPr>
+            <w:tcW w:type="dxa" w:w="1800"/>
+            <w:tcMar>
+              <w:top w:type="dxa" w:w="80"/>
+              <w:left w:type="dxa" w:w="100"/>
+              <w:bottom w:type="dxa" w:w="80"/>
+              <w:right w:type="dxa" w:w="100"/>
+            </w:tcMar>
+            <w:vAlign w:val="top"/>
+          </w:tcPr>
+          <w:p>
+            <w:pPr>
+              <w:spacing w:after="30"/>
             </w:pPr>
             <w:r>
               <w:rPr>
                 <w:b/>
                 <w:bCs/>
                 <w:color w:val="12355B"/>
-                <w:sz w:val="24"/>
-                <w:szCs w:val="24"/>
-              </w:rPr>
-              <w:t xml:space="preserve">Distance</w:t>
-            </w:r>
+                <w:sz w:val="21"/>
+                <w:szCs w:val="21"/>
+              </w:rPr>
+              <w:t xml:space="preserve">Absolute value</w:t>
+            </w:r>
+          </w:p>
+          <w:p>
+            <w:pPr>
+              <w:spacing w:after="0"/>
+            </w:pPr>
+            <w:r>
+              <w:rPr>
+                <w:i/>
+                <w:iCs/>
+                <w:color w:val="5F6F80"/>
+                <w:sz w:val="18"/>
+                <w:szCs w:val="18"/>
+              </w:rPr>
+              <w:t xml:space="preserve">Valor absoluto</w:t>
+            </w:r>
+          </w:p>
+        </w:tc>
+        <w:tc>
+          <w:tcPr>
+            <w:tcW w:type="dxa" w:w="3160"/>
+            <w:tcMar>
+              <w:top w:type="dxa" w:w="80"/>
+              <w:left w:type="dxa" w:w="100"/>
+              <w:bottom w:type="dxa" w:w="80"/>
+              <w:right w:type="dxa" w:w="100"/>
+            </w:tcMar>
+            <w:vAlign w:val="top"/>
+          </w:tcPr>
+          <w:p>
+            <w:pPr>
+              <w:spacing w:after="0"/>
+            </w:pPr>
+            <w:r>
+              <w:rPr>
+                <w:sz w:val="20"/>
+                <w:szCs w:val="20"/>
+              </w:rPr>
+              <w:t xml:space="preserve">How far a number is from zero. It is never negative.</w:t>
+            </w:r>
+          </w:p>
+        </w:tc>
+        <w:tc>
+          <w:tcPr>
+            <w:tcW w:type="dxa" w:w="2200"/>
+            <w:tcMar>
+              <w:top w:type="dxa" w:w="80"/>
+              <w:left w:type="dxa" w:w="100"/>
+              <w:bottom w:type="dxa" w:w="80"/>
+              <w:right w:type="dxa" w:w="100"/>
+            </w:tcMar>
+            <w:vAlign w:val="top"/>
+          </w:tcPr>
+          <w:p>
+            <w:pPr>
+              <w:spacing w:after="40"/>
+            </w:pPr>
             <w:r>
               <w:rPr>
                 <w:i/>
@@ -517,89 +841,41 @@
                 <w:sz w:val="19"/>
                 <w:szCs w:val="19"/>
               </w:rPr>
-              <w:t xml:space="preserve">   Distancia</w:t>
-            </w:r>
-          </w:p>
+              <w:t xml:space="preserve">Not Absolute value: write a counter-example that breaks the definition.</w:t>
+            </w:r>
+          </w:p>
+          <w:p>
+            <w:pPr>
+              <w:pBdr>
+                <w:bottom w:val="single" w:color="AFBECC" w:sz="6"/>
+              </w:pBdr>
+              <w:spacing w:after="30" w:before="150"/>
+            </w:pPr>
+            <w:r>
+              <w:t xml:space="preserve"/>
+            </w:r>
+          </w:p>
+        </w:tc>
+        <w:tc>
+          <w:tcPr>
+            <w:tcW w:type="dxa" w:w="2200"/>
+            <w:tcMar>
+              <w:top w:type="dxa" w:w="80"/>
+              <w:left w:type="dxa" w:w="100"/>
+              <w:bottom w:type="dxa" w:w="80"/>
+              <w:right w:type="dxa" w:w="100"/>
+            </w:tcMar>
+            <w:vAlign w:val="top"/>
+          </w:tcPr>
           <w:p>
             <w:pPr>
               <w:spacing w:after="40"/>
-            </w:pPr>
-            <w:r>
-              <w:rPr>
-                <w:sz w:val="21"/>
-                <w:szCs w:val="21"/>
-              </w:rPr>
-              <w:t xml:space="preserve">How far apart two points are. It is never negative.</w:t>
-            </w:r>
-          </w:p>
-          <w:p>
-            <w:pPr>
-              <w:spacing w:after="0"/>
-            </w:pPr>
-            <w:r>
-              <w:rPr>
-                <w:b/>
-                <w:bCs/>
-                <w:color w:val="1FA6A2"/>
-                <w:sz w:val="18"/>
-                <w:szCs w:val="18"/>
-              </w:rPr>
-              <w:t xml:space="preserve">Example:  </w:t>
-            </w:r>
-            <w:r>
-              <w:rPr>
-                <w:i/>
-                <w:iCs/>
-                <w:color w:val="5F6F80"/>
-                <w:sz w:val="18"/>
-                <w:szCs w:val="18"/>
-              </w:rPr>
-              <w:t xml:space="preserve">The distance from -3 to 4 on a number line is |-3| + |4| = 3 + 4 = 7 units</w:t>
-            </w:r>
-          </w:p>
-        </w:tc>
-      </w:tr>
-    </w:tbl>
-    <w:tbl>
-      <w:tblPr>
-        <w:tblW w:type="pct" w:w="100%"/>
-        <w:tblBorders>
-          <w:top w:val="none" w:color="FFFFFF" w:sz="0"/>
-          <w:left w:val="none" w:color="FFFFFF" w:sz="0"/>
-          <w:bottom w:val="single" w:color="C7D2DD" w:sz="4"/>
-          <w:right w:val="none" w:color="FFFFFF" w:sz="0"/>
-          <w:insideH w:val="none" w:color="FFFFFF" w:sz="0"/>
-          <w:insideV w:val="none" w:color="FFFFFF" w:sz="0"/>
-        </w:tblBorders>
-      </w:tblPr>
-      <w:tblGrid>
-        <w:gridCol w:w="1800"/>
-        <w:gridCol w:w="7560"/>
-      </w:tblGrid>
-      <w:tr>
-        <w:trPr>
-          <w:cantSplit/>
-        </w:trPr>
-        <w:tc>
-          <w:tcPr>
-            <w:tcW w:type="dxa" w:w="1800"/>
-            <w:tcMar>
-              <w:top w:type="dxa" w:w="100"/>
-              <w:left w:type="dxa" w:w="40"/>
-              <w:bottom w:type="dxa" w:w="100"/>
-              <w:right w:type="dxa" w:w="120"/>
-            </w:tcMar>
-            <w:vAlign w:val="center"/>
-          </w:tcPr>
-          <w:p>
-            <w:pPr>
-              <w:spacing w:after="0"/>
               <w:jc w:val="center"/>
             </w:pPr>
             <w:r>
               <w:drawing>
                 <wp:inline distT="0" distB="0" distL="0" distR="0">
-                  <wp:extent cx="1047750" cy="790575"/>
+                  <wp:extent cx="876300" cy="657225"/>
                   <wp:effectExtent t="0" r="0" b="0" l="0"/>
                   <wp:docPr id="1" name="" descr="" title=""/>
                   <wp:cNvGraphicFramePr>
@@ -624,7 +900,7 @@
                         <pic:spPr bwMode="auto">
                           <a:xfrm>
                             <a:off x="0" y="0"/>
-                            <a:ext cx="1047750" cy="790575"/>
+                            <a:ext cx="876300" cy="657225"/>
                           </a:xfrm>
                           <a:prstGeom prst="rect">
                             <a:avLst/>
@@ -637,32 +913,108 @@
               </w:drawing>
             </w:r>
           </w:p>
-        </w:tc>
-        <w:tc>
-          <w:tcPr>
-            <w:tcW w:type="dxa" w:w="7560"/>
-            <w:tcMar>
-              <w:top w:type="dxa" w:w="100"/>
-              <w:left w:type="dxa" w:w="40"/>
-              <w:bottom w:type="dxa" w:w="100"/>
-              <w:right w:type="dxa" w:w="40"/>
-            </w:tcMar>
-            <w:vAlign w:val="center"/>
-          </w:tcPr>
-          <w:p>
-            <w:pPr>
-              <w:spacing w:after="50"/>
+          <w:p>
+            <w:pPr>
+              <w:spacing w:after="0"/>
+            </w:pPr>
+            <w:r>
+              <w:rPr>
+                <w:i/>
+                <w:iCs/>
+                <w:color w:val="5F6F80"/>
+                <w:sz w:val="18"/>
+                <w:szCs w:val="18"/>
+              </w:rPr>
+              <w:t xml:space="preserve">|-3| = 3 and |4| = 4; to find distance: |4 - (-3)| = 7</w:t>
+            </w:r>
+          </w:p>
+        </w:tc>
+      </w:tr>
+      <w:tr>
+        <w:trPr>
+          <w:cantSplit/>
+        </w:trPr>
+        <w:tc>
+          <w:tcPr>
+            <w:tcW w:type="dxa" w:w="1800"/>
+            <w:tcMar>
+              <w:top w:type="dxa" w:w="80"/>
+              <w:left w:type="dxa" w:w="100"/>
+              <w:bottom w:type="dxa" w:w="80"/>
+              <w:right w:type="dxa" w:w="100"/>
+            </w:tcMar>
+            <w:vAlign w:val="top"/>
+          </w:tcPr>
+          <w:p>
+            <w:pPr>
+              <w:spacing w:after="30"/>
             </w:pPr>
             <w:r>
               <w:rPr>
                 <w:b/>
                 <w:bCs/>
                 <w:color w:val="12355B"/>
-                <w:sz w:val="24"/>
-                <w:szCs w:val="24"/>
-              </w:rPr>
-              <w:t xml:space="preserve">Absolute value</w:t>
-            </w:r>
+                <w:sz w:val="21"/>
+                <w:szCs w:val="21"/>
+              </w:rPr>
+              <w:t xml:space="preserve">Horizontal distance</w:t>
+            </w:r>
+          </w:p>
+          <w:p>
+            <w:pPr>
+              <w:spacing w:after="0"/>
+            </w:pPr>
+            <w:r>
+              <w:rPr>
+                <w:i/>
+                <w:iCs/>
+                <w:color w:val="5F6F80"/>
+                <w:sz w:val="18"/>
+                <w:szCs w:val="18"/>
+              </w:rPr>
+              <w:t xml:space="preserve">Distancia horizontal</w:t>
+            </w:r>
+          </w:p>
+        </w:tc>
+        <w:tc>
+          <w:tcPr>
+            <w:tcW w:type="dxa" w:w="3160"/>
+            <w:tcMar>
+              <w:top w:type="dxa" w:w="80"/>
+              <w:left w:type="dxa" w:w="100"/>
+              <w:bottom w:type="dxa" w:w="80"/>
+              <w:right w:type="dxa" w:w="100"/>
+            </w:tcMar>
+            <w:vAlign w:val="top"/>
+          </w:tcPr>
+          <w:p>
+            <w:pPr>
+              <w:spacing w:after="0"/>
+            </w:pPr>
+            <w:r>
+              <w:rPr>
+                <w:sz w:val="20"/>
+                <w:szCs w:val="20"/>
+              </w:rPr>
+              <w:t xml:space="preserve">How far apart two points are going left or right.</w:t>
+            </w:r>
+          </w:p>
+        </w:tc>
+        <w:tc>
+          <w:tcPr>
+            <w:tcW w:type="dxa" w:w="2200"/>
+            <w:tcMar>
+              <w:top w:type="dxa" w:w="80"/>
+              <w:left w:type="dxa" w:w="100"/>
+              <w:bottom w:type="dxa" w:w="80"/>
+              <w:right w:type="dxa" w:w="100"/>
+            </w:tcMar>
+            <w:vAlign w:val="top"/>
+          </w:tcPr>
+          <w:p>
+            <w:pPr>
+              <w:spacing w:after="40"/>
+            </w:pPr>
             <w:r>
               <w:rPr>
                 <w:i/>
@@ -671,89 +1023,41 @@
                 <w:sz w:val="19"/>
                 <w:szCs w:val="19"/>
               </w:rPr>
-              <w:t xml:space="preserve">   Valor absoluto</w:t>
-            </w:r>
-          </w:p>
+              <w:t xml:space="preserve">Not Horizontal distance: write a counter-example that breaks the definition.</w:t>
+            </w:r>
+          </w:p>
+          <w:p>
+            <w:pPr>
+              <w:pBdr>
+                <w:bottom w:val="single" w:color="AFBECC" w:sz="6"/>
+              </w:pBdr>
+              <w:spacing w:after="30" w:before="150"/>
+            </w:pPr>
+            <w:r>
+              <w:t xml:space="preserve"/>
+            </w:r>
+          </w:p>
+        </w:tc>
+        <w:tc>
+          <w:tcPr>
+            <w:tcW w:type="dxa" w:w="2200"/>
+            <w:tcMar>
+              <w:top w:type="dxa" w:w="80"/>
+              <w:left w:type="dxa" w:w="100"/>
+              <w:bottom w:type="dxa" w:w="80"/>
+              <w:right w:type="dxa" w:w="100"/>
+            </w:tcMar>
+            <w:vAlign w:val="top"/>
+          </w:tcPr>
           <w:p>
             <w:pPr>
               <w:spacing w:after="40"/>
-            </w:pPr>
-            <w:r>
-              <w:rPr>
-                <w:sz w:val="21"/>
-                <w:szCs w:val="21"/>
-              </w:rPr>
-              <w:t xml:space="preserve">How far a number is from zero. It is never negative.</w:t>
-            </w:r>
-          </w:p>
-          <w:p>
-            <w:pPr>
-              <w:spacing w:after="0"/>
-            </w:pPr>
-            <w:r>
-              <w:rPr>
-                <w:b/>
-                <w:bCs/>
-                <w:color w:val="1FA6A2"/>
-                <w:sz w:val="18"/>
-                <w:szCs w:val="18"/>
-              </w:rPr>
-              <w:t xml:space="preserve">Example:  </w:t>
-            </w:r>
-            <w:r>
-              <w:rPr>
-                <w:i/>
-                <w:iCs/>
-                <w:color w:val="5F6F80"/>
-                <w:sz w:val="18"/>
-                <w:szCs w:val="18"/>
-              </w:rPr>
-              <w:t xml:space="preserve">|-3| = 3 and |4| = 4; to find distance: |4 - (-3)| = 7</w:t>
-            </w:r>
-          </w:p>
-        </w:tc>
-      </w:tr>
-    </w:tbl>
-    <w:tbl>
-      <w:tblPr>
-        <w:tblW w:type="pct" w:w="100%"/>
-        <w:tblBorders>
-          <w:top w:val="none" w:color="FFFFFF" w:sz="0"/>
-          <w:left w:val="none" w:color="FFFFFF" w:sz="0"/>
-          <w:bottom w:val="single" w:color="C7D2DD" w:sz="4"/>
-          <w:right w:val="none" w:color="FFFFFF" w:sz="0"/>
-          <w:insideH w:val="none" w:color="FFFFFF" w:sz="0"/>
-          <w:insideV w:val="none" w:color="FFFFFF" w:sz="0"/>
-        </w:tblBorders>
-      </w:tblPr>
-      <w:tblGrid>
-        <w:gridCol w:w="1800"/>
-        <w:gridCol w:w="7560"/>
-      </w:tblGrid>
-      <w:tr>
-        <w:trPr>
-          <w:cantSplit/>
-        </w:trPr>
-        <w:tc>
-          <w:tcPr>
-            <w:tcW w:type="dxa" w:w="1800"/>
-            <w:tcMar>
-              <w:top w:type="dxa" w:w="100"/>
-              <w:left w:type="dxa" w:w="40"/>
-              <w:bottom w:type="dxa" w:w="100"/>
-              <w:right w:type="dxa" w:w="120"/>
-            </w:tcMar>
-            <w:vAlign w:val="center"/>
-          </w:tcPr>
-          <w:p>
-            <w:pPr>
-              <w:spacing w:after="0"/>
               <w:jc w:val="center"/>
             </w:pPr>
             <w:r>
               <w:drawing>
                 <wp:inline distT="0" distB="0" distL="0" distR="0">
-                  <wp:extent cx="1047750" cy="790575"/>
+                  <wp:extent cx="876300" cy="657225"/>
                   <wp:effectExtent t="0" r="0" b="0" l="0"/>
                   <wp:docPr id="1" name="" descr="" title=""/>
                   <wp:cNvGraphicFramePr>
@@ -778,7 +1082,7 @@
                         <pic:spPr bwMode="auto">
                           <a:xfrm>
                             <a:off x="0" y="0"/>
-                            <a:ext cx="1047750" cy="790575"/>
+                            <a:ext cx="876300" cy="657225"/>
                           </a:xfrm>
                           <a:prstGeom prst="rect">
                             <a:avLst/>
@@ -791,32 +1095,108 @@
               </w:drawing>
             </w:r>
           </w:p>
-        </w:tc>
-        <w:tc>
-          <w:tcPr>
-            <w:tcW w:type="dxa" w:w="7560"/>
-            <w:tcMar>
-              <w:top w:type="dxa" w:w="100"/>
-              <w:left w:type="dxa" w:w="40"/>
-              <w:bottom w:type="dxa" w:w="100"/>
-              <w:right w:type="dxa" w:w="40"/>
-            </w:tcMar>
-            <w:vAlign w:val="center"/>
-          </w:tcPr>
-          <w:p>
-            <w:pPr>
-              <w:spacing w:after="50"/>
+          <w:p>
+            <w:pPr>
+              <w:spacing w:after="0"/>
+            </w:pPr>
+            <w:r>
+              <w:rPr>
+                <w:i/>
+                <w:iCs/>
+                <w:color w:val="5F6F80"/>
+                <w:sz w:val="18"/>
+                <w:szCs w:val="18"/>
+              </w:rPr>
+              <w:t xml:space="preserve">From (-2, 3) to (5, 3): count from -2 to 5 = 7 units across</w:t>
+            </w:r>
+          </w:p>
+        </w:tc>
+      </w:tr>
+      <w:tr>
+        <w:trPr>
+          <w:cantSplit/>
+        </w:trPr>
+        <w:tc>
+          <w:tcPr>
+            <w:tcW w:type="dxa" w:w="1800"/>
+            <w:tcMar>
+              <w:top w:type="dxa" w:w="80"/>
+              <w:left w:type="dxa" w:w="100"/>
+              <w:bottom w:type="dxa" w:w="80"/>
+              <w:right w:type="dxa" w:w="100"/>
+            </w:tcMar>
+            <w:vAlign w:val="top"/>
+          </w:tcPr>
+          <w:p>
+            <w:pPr>
+              <w:spacing w:after="30"/>
             </w:pPr>
             <w:r>
               <w:rPr>
                 <w:b/>
                 <w:bCs/>
                 <w:color w:val="12355B"/>
-                <w:sz w:val="24"/>
-                <w:szCs w:val="24"/>
-              </w:rPr>
-              <w:t xml:space="preserve">Horizontal distance</w:t>
-            </w:r>
+                <w:sz w:val="21"/>
+                <w:szCs w:val="21"/>
+              </w:rPr>
+              <w:t xml:space="preserve">Vertical distance</w:t>
+            </w:r>
+          </w:p>
+          <w:p>
+            <w:pPr>
+              <w:spacing w:after="0"/>
+            </w:pPr>
+            <w:r>
+              <w:rPr>
+                <w:i/>
+                <w:iCs/>
+                <w:color w:val="5F6F80"/>
+                <w:sz w:val="18"/>
+                <w:szCs w:val="18"/>
+              </w:rPr>
+              <w:t xml:space="preserve">Distancia vertical</w:t>
+            </w:r>
+          </w:p>
+        </w:tc>
+        <w:tc>
+          <w:tcPr>
+            <w:tcW w:type="dxa" w:w="3160"/>
+            <w:tcMar>
+              <w:top w:type="dxa" w:w="80"/>
+              <w:left w:type="dxa" w:w="100"/>
+              <w:bottom w:type="dxa" w:w="80"/>
+              <w:right w:type="dxa" w:w="100"/>
+            </w:tcMar>
+            <w:vAlign w:val="top"/>
+          </w:tcPr>
+          <w:p>
+            <w:pPr>
+              <w:spacing w:after="0"/>
+            </w:pPr>
+            <w:r>
+              <w:rPr>
+                <w:sz w:val="20"/>
+                <w:szCs w:val="20"/>
+              </w:rPr>
+              <w:t xml:space="preserve">How far apart two points are going up or down.</w:t>
+            </w:r>
+          </w:p>
+        </w:tc>
+        <w:tc>
+          <w:tcPr>
+            <w:tcW w:type="dxa" w:w="2200"/>
+            <w:tcMar>
+              <w:top w:type="dxa" w:w="80"/>
+              <w:left w:type="dxa" w:w="100"/>
+              <w:bottom w:type="dxa" w:w="80"/>
+              <w:right w:type="dxa" w:w="100"/>
+            </w:tcMar>
+            <w:vAlign w:val="top"/>
+          </w:tcPr>
+          <w:p>
+            <w:pPr>
+              <w:spacing w:after="40"/>
+            </w:pPr>
             <w:r>
               <w:rPr>
                 <w:i/>
@@ -825,89 +1205,41 @@
                 <w:sz w:val="19"/>
                 <w:szCs w:val="19"/>
               </w:rPr>
-              <w:t xml:space="preserve">   Distancia horizontal</w:t>
-            </w:r>
-          </w:p>
+              <w:t xml:space="preserve">Not Vertical distance: write a counter-example that breaks the definition.</w:t>
+            </w:r>
+          </w:p>
+          <w:p>
+            <w:pPr>
+              <w:pBdr>
+                <w:bottom w:val="single" w:color="AFBECC" w:sz="6"/>
+              </w:pBdr>
+              <w:spacing w:after="30" w:before="150"/>
+            </w:pPr>
+            <w:r>
+              <w:t xml:space="preserve"/>
+            </w:r>
+          </w:p>
+        </w:tc>
+        <w:tc>
+          <w:tcPr>
+            <w:tcW w:type="dxa" w:w="2200"/>
+            <w:tcMar>
+              <w:top w:type="dxa" w:w="80"/>
+              <w:left w:type="dxa" w:w="100"/>
+              <w:bottom w:type="dxa" w:w="80"/>
+              <w:right w:type="dxa" w:w="100"/>
+            </w:tcMar>
+            <w:vAlign w:val="top"/>
+          </w:tcPr>
           <w:p>
             <w:pPr>
               <w:spacing w:after="40"/>
-            </w:pPr>
-            <w:r>
-              <w:rPr>
-                <w:sz w:val="21"/>
-                <w:szCs w:val="21"/>
-              </w:rPr>
-              <w:t xml:space="preserve">How far apart two points are going left or right.</w:t>
-            </w:r>
-          </w:p>
-          <w:p>
-            <w:pPr>
-              <w:spacing w:after="0"/>
-            </w:pPr>
-            <w:r>
-              <w:rPr>
-                <w:b/>
-                <w:bCs/>
-                <w:color w:val="1FA6A2"/>
-                <w:sz w:val="18"/>
-                <w:szCs w:val="18"/>
-              </w:rPr>
-              <w:t xml:space="preserve">Example:  </w:t>
-            </w:r>
-            <w:r>
-              <w:rPr>
-                <w:i/>
-                <w:iCs/>
-                <w:color w:val="5F6F80"/>
-                <w:sz w:val="18"/>
-                <w:szCs w:val="18"/>
-              </w:rPr>
-              <w:t xml:space="preserve">From (-2, 3) to (5, 3): count from -2 to 5 = 7 units across</w:t>
-            </w:r>
-          </w:p>
-        </w:tc>
-      </w:tr>
-    </w:tbl>
-    <w:tbl>
-      <w:tblPr>
-        <w:tblW w:type="pct" w:w="100%"/>
-        <w:tblBorders>
-          <w:top w:val="none" w:color="FFFFFF" w:sz="0"/>
-          <w:left w:val="none" w:color="FFFFFF" w:sz="0"/>
-          <w:bottom w:val="single" w:color="C7D2DD" w:sz="4"/>
-          <w:right w:val="none" w:color="FFFFFF" w:sz="0"/>
-          <w:insideH w:val="none" w:color="FFFFFF" w:sz="0"/>
-          <w:insideV w:val="none" w:color="FFFFFF" w:sz="0"/>
-        </w:tblBorders>
-      </w:tblPr>
-      <w:tblGrid>
-        <w:gridCol w:w="1800"/>
-        <w:gridCol w:w="7560"/>
-      </w:tblGrid>
-      <w:tr>
-        <w:trPr>
-          <w:cantSplit/>
-        </w:trPr>
-        <w:tc>
-          <w:tcPr>
-            <w:tcW w:type="dxa" w:w="1800"/>
-            <w:tcMar>
-              <w:top w:type="dxa" w:w="100"/>
-              <w:left w:type="dxa" w:w="40"/>
-              <w:bottom w:type="dxa" w:w="100"/>
-              <w:right w:type="dxa" w:w="120"/>
-            </w:tcMar>
-            <w:vAlign w:val="center"/>
-          </w:tcPr>
-          <w:p>
-            <w:pPr>
-              <w:spacing w:after="0"/>
               <w:jc w:val="center"/>
             </w:pPr>
             <w:r>
               <w:drawing>
                 <wp:inline distT="0" distB="0" distL="0" distR="0">
-                  <wp:extent cx="1047750" cy="790575"/>
+                  <wp:extent cx="876300" cy="657225"/>
                   <wp:effectExtent t="0" r="0" b="0" l="0"/>
                   <wp:docPr id="1" name="" descr="" title=""/>
                   <wp:cNvGraphicFramePr>
@@ -932,7 +1264,7 @@
                         <pic:spPr bwMode="auto">
                           <a:xfrm>
                             <a:off x="0" y="0"/>
-                            <a:ext cx="1047750" cy="790575"/>
+                            <a:ext cx="876300" cy="657225"/>
                           </a:xfrm>
                           <a:prstGeom prst="rect">
                             <a:avLst/>
@@ -945,32 +1277,108 @@
               </w:drawing>
             </w:r>
           </w:p>
-        </w:tc>
-        <w:tc>
-          <w:tcPr>
-            <w:tcW w:type="dxa" w:w="7560"/>
-            <w:tcMar>
-              <w:top w:type="dxa" w:w="100"/>
-              <w:left w:type="dxa" w:w="40"/>
-              <w:bottom w:type="dxa" w:w="100"/>
-              <w:right w:type="dxa" w:w="40"/>
-            </w:tcMar>
-            <w:vAlign w:val="center"/>
-          </w:tcPr>
-          <w:p>
-            <w:pPr>
-              <w:spacing w:after="50"/>
+          <w:p>
+            <w:pPr>
+              <w:spacing w:after="0"/>
+            </w:pPr>
+            <w:r>
+              <w:rPr>
+                <w:i/>
+                <w:iCs/>
+                <w:color w:val="5F6F80"/>
+                <w:sz w:val="18"/>
+                <w:szCs w:val="18"/>
+              </w:rPr>
+              <w:t xml:space="preserve">From (4, -1) to (4, 6): count from -1 to 6 = 7 units up</w:t>
+            </w:r>
+          </w:p>
+        </w:tc>
+      </w:tr>
+      <w:tr>
+        <w:trPr>
+          <w:cantSplit/>
+        </w:trPr>
+        <w:tc>
+          <w:tcPr>
+            <w:tcW w:type="dxa" w:w="1800"/>
+            <w:tcMar>
+              <w:top w:type="dxa" w:w="80"/>
+              <w:left w:type="dxa" w:w="100"/>
+              <w:bottom w:type="dxa" w:w="80"/>
+              <w:right w:type="dxa" w:w="100"/>
+            </w:tcMar>
+            <w:vAlign w:val="top"/>
+          </w:tcPr>
+          <w:p>
+            <w:pPr>
+              <w:spacing w:after="30"/>
             </w:pPr>
             <w:r>
               <w:rPr>
                 <w:b/>
                 <w:bCs/>
                 <w:color w:val="12355B"/>
-                <w:sz w:val="24"/>
-                <w:szCs w:val="24"/>
-              </w:rPr>
-              <w:t xml:space="preserve">Vertical distance</w:t>
-            </w:r>
+                <w:sz w:val="21"/>
+                <w:szCs w:val="21"/>
+              </w:rPr>
+              <w:t xml:space="preserve">Coordinate plane</w:t>
+            </w:r>
+          </w:p>
+          <w:p>
+            <w:pPr>
+              <w:spacing w:after="0"/>
+            </w:pPr>
+            <w:r>
+              <w:rPr>
+                <w:i/>
+                <w:iCs/>
+                <w:color w:val="5F6F80"/>
+                <w:sz w:val="18"/>
+                <w:szCs w:val="18"/>
+              </w:rPr>
+              <w:t xml:space="preserve">Plano cartesiano</w:t>
+            </w:r>
+          </w:p>
+        </w:tc>
+        <w:tc>
+          <w:tcPr>
+            <w:tcW w:type="dxa" w:w="3160"/>
+            <w:tcMar>
+              <w:top w:type="dxa" w:w="80"/>
+              <w:left w:type="dxa" w:w="100"/>
+              <w:bottom w:type="dxa" w:w="80"/>
+              <w:right w:type="dxa" w:w="100"/>
+            </w:tcMar>
+            <w:vAlign w:val="top"/>
+          </w:tcPr>
+          <w:p>
+            <w:pPr>
+              <w:spacing w:after="0"/>
+            </w:pPr>
+            <w:r>
+              <w:rPr>
+                <w:sz w:val="20"/>
+                <w:szCs w:val="20"/>
+              </w:rPr>
+              <w:t xml:space="preserve">A grid with a line going across and a line going up to plot points.</w:t>
+            </w:r>
+          </w:p>
+        </w:tc>
+        <w:tc>
+          <w:tcPr>
+            <w:tcW w:type="dxa" w:w="2200"/>
+            <w:tcMar>
+              <w:top w:type="dxa" w:w="80"/>
+              <w:left w:type="dxa" w:w="100"/>
+              <w:bottom w:type="dxa" w:w="80"/>
+              <w:right w:type="dxa" w:w="100"/>
+            </w:tcMar>
+            <w:vAlign w:val="top"/>
+          </w:tcPr>
+          <w:p>
+            <w:pPr>
+              <w:spacing w:after="40"/>
+            </w:pPr>
             <w:r>
               <w:rPr>
                 <w:i/>
@@ -979,89 +1387,41 @@
                 <w:sz w:val="19"/>
                 <w:szCs w:val="19"/>
               </w:rPr>
-              <w:t xml:space="preserve">   Distancia vertical</w:t>
-            </w:r>
-          </w:p>
+              <w:t xml:space="preserve">Not Coordinate plane: write a counter-example that breaks the definition.</w:t>
+            </w:r>
+          </w:p>
+          <w:p>
+            <w:pPr>
+              <w:pBdr>
+                <w:bottom w:val="single" w:color="AFBECC" w:sz="6"/>
+              </w:pBdr>
+              <w:spacing w:after="30" w:before="150"/>
+            </w:pPr>
+            <w:r>
+              <w:t xml:space="preserve"/>
+            </w:r>
+          </w:p>
+        </w:tc>
+        <w:tc>
+          <w:tcPr>
+            <w:tcW w:type="dxa" w:w="2200"/>
+            <w:tcMar>
+              <w:top w:type="dxa" w:w="80"/>
+              <w:left w:type="dxa" w:w="100"/>
+              <w:bottom w:type="dxa" w:w="80"/>
+              <w:right w:type="dxa" w:w="100"/>
+            </w:tcMar>
+            <w:vAlign w:val="top"/>
+          </w:tcPr>
           <w:p>
             <w:pPr>
               <w:spacing w:after="40"/>
-            </w:pPr>
-            <w:r>
-              <w:rPr>
-                <w:sz w:val="21"/>
-                <w:szCs w:val="21"/>
-              </w:rPr>
-              <w:t xml:space="preserve">How far apart two points are going up or down.</w:t>
-            </w:r>
-          </w:p>
-          <w:p>
-            <w:pPr>
-              <w:spacing w:after="0"/>
-            </w:pPr>
-            <w:r>
-              <w:rPr>
-                <w:b/>
-                <w:bCs/>
-                <w:color w:val="1FA6A2"/>
-                <w:sz w:val="18"/>
-                <w:szCs w:val="18"/>
-              </w:rPr>
-              <w:t xml:space="preserve">Example:  </w:t>
-            </w:r>
-            <w:r>
-              <w:rPr>
-                <w:i/>
-                <w:iCs/>
-                <w:color w:val="5F6F80"/>
-                <w:sz w:val="18"/>
-                <w:szCs w:val="18"/>
-              </w:rPr>
-              <w:t xml:space="preserve">From (4, -1) to (4, 6): count from -1 to 6 = 7 units up</w:t>
-            </w:r>
-          </w:p>
-        </w:tc>
-      </w:tr>
-    </w:tbl>
-    <w:tbl>
-      <w:tblPr>
-        <w:tblW w:type="pct" w:w="100%"/>
-        <w:tblBorders>
-          <w:top w:val="none" w:color="FFFFFF" w:sz="0"/>
-          <w:left w:val="none" w:color="FFFFFF" w:sz="0"/>
-          <w:bottom w:val="single" w:color="C7D2DD" w:sz="4"/>
-          <w:right w:val="none" w:color="FFFFFF" w:sz="0"/>
-          <w:insideH w:val="none" w:color="FFFFFF" w:sz="0"/>
-          <w:insideV w:val="none" w:color="FFFFFF" w:sz="0"/>
-        </w:tblBorders>
-      </w:tblPr>
-      <w:tblGrid>
-        <w:gridCol w:w="1800"/>
-        <w:gridCol w:w="7560"/>
-      </w:tblGrid>
-      <w:tr>
-        <w:trPr>
-          <w:cantSplit/>
-        </w:trPr>
-        <w:tc>
-          <w:tcPr>
-            <w:tcW w:type="dxa" w:w="1800"/>
-            <w:tcMar>
-              <w:top w:type="dxa" w:w="100"/>
-              <w:left w:type="dxa" w:w="40"/>
-              <w:bottom w:type="dxa" w:w="100"/>
-              <w:right w:type="dxa" w:w="120"/>
-            </w:tcMar>
-            <w:vAlign w:val="center"/>
-          </w:tcPr>
-          <w:p>
-            <w:pPr>
-              <w:spacing w:after="0"/>
               <w:jc w:val="center"/>
             </w:pPr>
             <w:r>
               <w:drawing>
                 <wp:inline distT="0" distB="0" distL="0" distR="0">
-                  <wp:extent cx="1047750" cy="790575"/>
+                  <wp:extent cx="876300" cy="657225"/>
                   <wp:effectExtent t="0" r="0" b="0" l="0"/>
                   <wp:docPr id="1" name="" descr="" title=""/>
                   <wp:cNvGraphicFramePr>
@@ -1086,7 +1446,7 @@
                         <pic:spPr bwMode="auto">
                           <a:xfrm>
                             <a:off x="0" y="0"/>
-                            <a:ext cx="1047750" cy="790575"/>
+                            <a:ext cx="876300" cy="657225"/>
                           </a:xfrm>
                           <a:prstGeom prst="rect">
                             <a:avLst/>
@@ -1099,32 +1459,108 @@
               </w:drawing>
             </w:r>
           </w:p>
-        </w:tc>
-        <w:tc>
-          <w:tcPr>
-            <w:tcW w:type="dxa" w:w="7560"/>
-            <w:tcMar>
-              <w:top w:type="dxa" w:w="100"/>
-              <w:left w:type="dxa" w:w="40"/>
-              <w:bottom w:type="dxa" w:w="100"/>
-              <w:right w:type="dxa" w:w="40"/>
-            </w:tcMar>
-            <w:vAlign w:val="center"/>
-          </w:tcPr>
-          <w:p>
-            <w:pPr>
-              <w:spacing w:after="50"/>
+          <w:p>
+            <w:pPr>
+              <w:spacing w:after="0"/>
+            </w:pPr>
+            <w:r>
+              <w:rPr>
+                <w:i/>
+                <w:iCs/>
+                <w:color w:val="5F6F80"/>
+                <w:sz w:val="18"/>
+                <w:szCs w:val="18"/>
+              </w:rPr>
+              <w:t xml:space="preserve">Two number lines crossing at (0, 0), creating four quadrants</w:t>
+            </w:r>
+          </w:p>
+        </w:tc>
+      </w:tr>
+      <w:tr>
+        <w:trPr>
+          <w:cantSplit/>
+        </w:trPr>
+        <w:tc>
+          <w:tcPr>
+            <w:tcW w:type="dxa" w:w="1800"/>
+            <w:tcMar>
+              <w:top w:type="dxa" w:w="80"/>
+              <w:left w:type="dxa" w:w="100"/>
+              <w:bottom w:type="dxa" w:w="80"/>
+              <w:right w:type="dxa" w:w="100"/>
+            </w:tcMar>
+            <w:vAlign w:val="top"/>
+          </w:tcPr>
+          <w:p>
+            <w:pPr>
+              <w:spacing w:after="30"/>
             </w:pPr>
             <w:r>
               <w:rPr>
                 <w:b/>
                 <w:bCs/>
                 <w:color w:val="12355B"/>
-                <w:sz w:val="24"/>
-                <w:szCs w:val="24"/>
-              </w:rPr>
-              <w:t xml:space="preserve">Coordinate plane</w:t>
-            </w:r>
+                <w:sz w:val="21"/>
+                <w:szCs w:val="21"/>
+              </w:rPr>
+              <w:t xml:space="preserve">Integer</w:t>
+            </w:r>
+          </w:p>
+          <w:p>
+            <w:pPr>
+              <w:spacing w:after="0"/>
+            </w:pPr>
+            <w:r>
+              <w:rPr>
+                <w:i/>
+                <w:iCs/>
+                <w:color w:val="5F6F80"/>
+                <w:sz w:val="18"/>
+                <w:szCs w:val="18"/>
+              </w:rPr>
+              <w:t xml:space="preserve">Número entero</w:t>
+            </w:r>
+          </w:p>
+        </w:tc>
+        <w:tc>
+          <w:tcPr>
+            <w:tcW w:type="dxa" w:w="3160"/>
+            <w:tcMar>
+              <w:top w:type="dxa" w:w="80"/>
+              <w:left w:type="dxa" w:w="100"/>
+              <w:bottom w:type="dxa" w:w="80"/>
+              <w:right w:type="dxa" w:w="100"/>
+            </w:tcMar>
+            <w:vAlign w:val="top"/>
+          </w:tcPr>
+          <w:p>
+            <w:pPr>
+              <w:spacing w:after="0"/>
+            </w:pPr>
+            <w:r>
+              <w:rPr>
+                <w:sz w:val="20"/>
+                <w:szCs w:val="20"/>
+              </w:rPr>
+              <w:t xml:space="preserve">Whole numbers and their opposites, like -2, -1, 0, 1, 2.</w:t>
+            </w:r>
+          </w:p>
+        </w:tc>
+        <w:tc>
+          <w:tcPr>
+            <w:tcW w:type="dxa" w:w="2200"/>
+            <w:tcMar>
+              <w:top w:type="dxa" w:w="80"/>
+              <w:left w:type="dxa" w:w="100"/>
+              <w:bottom w:type="dxa" w:w="80"/>
+              <w:right w:type="dxa" w:w="100"/>
+            </w:tcMar>
+            <w:vAlign w:val="top"/>
+          </w:tcPr>
+          <w:p>
+            <w:pPr>
+              <w:spacing w:after="40"/>
+            </w:pPr>
             <w:r>
               <w:rPr>
                 <w:i/>
@@ -1133,89 +1569,41 @@
                 <w:sz w:val="19"/>
                 <w:szCs w:val="19"/>
               </w:rPr>
-              <w:t xml:space="preserve">   Plano cartesiano</w:t>
-            </w:r>
-          </w:p>
+              <w:t xml:space="preserve">Not Integer: write a counter-example that breaks the definition.</w:t>
+            </w:r>
+          </w:p>
+          <w:p>
+            <w:pPr>
+              <w:pBdr>
+                <w:bottom w:val="single" w:color="AFBECC" w:sz="6"/>
+              </w:pBdr>
+              <w:spacing w:after="30" w:before="150"/>
+            </w:pPr>
+            <w:r>
+              <w:t xml:space="preserve"/>
+            </w:r>
+          </w:p>
+        </w:tc>
+        <w:tc>
+          <w:tcPr>
+            <w:tcW w:type="dxa" w:w="2200"/>
+            <w:tcMar>
+              <w:top w:type="dxa" w:w="80"/>
+              <w:left w:type="dxa" w:w="100"/>
+              <w:bottom w:type="dxa" w:w="80"/>
+              <w:right w:type="dxa" w:w="100"/>
+            </w:tcMar>
+            <w:vAlign w:val="top"/>
+          </w:tcPr>
           <w:p>
             <w:pPr>
               <w:spacing w:after="40"/>
-            </w:pPr>
-            <w:r>
-              <w:rPr>
-                <w:sz w:val="21"/>
-                <w:szCs w:val="21"/>
-              </w:rPr>
-              <w:t xml:space="preserve">A grid with a line going across and a line going up to plot points.</w:t>
-            </w:r>
-          </w:p>
-          <w:p>
-            <w:pPr>
-              <w:spacing w:after="0"/>
-            </w:pPr>
-            <w:r>
-              <w:rPr>
-                <w:b/>
-                <w:bCs/>
-                <w:color w:val="1FA6A2"/>
-                <w:sz w:val="18"/>
-                <w:szCs w:val="18"/>
-              </w:rPr>
-              <w:t xml:space="preserve">Example:  </w:t>
-            </w:r>
-            <w:r>
-              <w:rPr>
-                <w:i/>
-                <w:iCs/>
-                <w:color w:val="5F6F80"/>
-                <w:sz w:val="18"/>
-                <w:szCs w:val="18"/>
-              </w:rPr>
-              <w:t xml:space="preserve">Two number lines crossing at (0, 0), creating four quadrants</w:t>
-            </w:r>
-          </w:p>
-        </w:tc>
-      </w:tr>
-    </w:tbl>
-    <w:tbl>
-      <w:tblPr>
-        <w:tblW w:type="pct" w:w="100%"/>
-        <w:tblBorders>
-          <w:top w:val="none" w:color="FFFFFF" w:sz="0"/>
-          <w:left w:val="none" w:color="FFFFFF" w:sz="0"/>
-          <w:bottom w:val="single" w:color="C7D2DD" w:sz="4"/>
-          <w:right w:val="none" w:color="FFFFFF" w:sz="0"/>
-          <w:insideH w:val="none" w:color="FFFFFF" w:sz="0"/>
-          <w:insideV w:val="none" w:color="FFFFFF" w:sz="0"/>
-        </w:tblBorders>
-      </w:tblPr>
-      <w:tblGrid>
-        <w:gridCol w:w="1800"/>
-        <w:gridCol w:w="7560"/>
-      </w:tblGrid>
-      <w:tr>
-        <w:trPr>
-          <w:cantSplit/>
-        </w:trPr>
-        <w:tc>
-          <w:tcPr>
-            <w:tcW w:type="dxa" w:w="1800"/>
-            <w:tcMar>
-              <w:top w:type="dxa" w:w="100"/>
-              <w:left w:type="dxa" w:w="40"/>
-              <w:bottom w:type="dxa" w:w="100"/>
-              <w:right w:type="dxa" w:w="120"/>
-            </w:tcMar>
-            <w:vAlign w:val="center"/>
-          </w:tcPr>
-          <w:p>
-            <w:pPr>
-              <w:spacing w:after="0"/>
               <w:jc w:val="center"/>
             </w:pPr>
             <w:r>
               <w:drawing>
                 <wp:inline distT="0" distB="0" distL="0" distR="0">
-                  <wp:extent cx="1047750" cy="790575"/>
+                  <wp:extent cx="876300" cy="657225"/>
                   <wp:effectExtent t="0" r="0" b="0" l="0"/>
                   <wp:docPr id="1" name="" descr="" title=""/>
                   <wp:cNvGraphicFramePr>
@@ -1240,7 +1628,7 @@
                         <pic:spPr bwMode="auto">
                           <a:xfrm>
                             <a:off x="0" y="0"/>
-                            <a:ext cx="1047750" cy="790575"/>
+                            <a:ext cx="876300" cy="657225"/>
                           </a:xfrm>
                           <a:prstGeom prst="rect">
                             <a:avLst/>
@@ -1253,32 +1641,108 @@
               </w:drawing>
             </w:r>
           </w:p>
-        </w:tc>
-        <w:tc>
-          <w:tcPr>
-            <w:tcW w:type="dxa" w:w="7560"/>
-            <w:tcMar>
-              <w:top w:type="dxa" w:w="100"/>
-              <w:left w:type="dxa" w:w="40"/>
-              <w:bottom w:type="dxa" w:w="100"/>
-              <w:right w:type="dxa" w:w="40"/>
-            </w:tcMar>
-            <w:vAlign w:val="center"/>
-          </w:tcPr>
-          <w:p>
-            <w:pPr>
-              <w:spacing w:after="50"/>
+          <w:p>
+            <w:pPr>
+              <w:spacing w:after="0"/>
+            </w:pPr>
+            <w:r>
+              <w:rPr>
+                <w:i/>
+                <w:iCs/>
+                <w:color w:val="5F6F80"/>
+                <w:sz w:val="18"/>
+                <w:szCs w:val="18"/>
+              </w:rPr>
+              <w:t xml:space="preserve">..., -3, -2, -1, 0, 1, 2, 3, ...</w:t>
+            </w:r>
+          </w:p>
+        </w:tc>
+      </w:tr>
+      <w:tr>
+        <w:trPr>
+          <w:cantSplit/>
+        </w:trPr>
+        <w:tc>
+          <w:tcPr>
+            <w:tcW w:type="dxa" w:w="1800"/>
+            <w:tcMar>
+              <w:top w:type="dxa" w:w="80"/>
+              <w:left w:type="dxa" w:w="100"/>
+              <w:bottom w:type="dxa" w:w="80"/>
+              <w:right w:type="dxa" w:w="100"/>
+            </w:tcMar>
+            <w:vAlign w:val="top"/>
+          </w:tcPr>
+          <w:p>
+            <w:pPr>
+              <w:spacing w:after="30"/>
             </w:pPr>
             <w:r>
               <w:rPr>
                 <w:b/>
                 <w:bCs/>
                 <w:color w:val="12355B"/>
-                <w:sz w:val="24"/>
-                <w:szCs w:val="24"/>
-              </w:rPr>
-              <w:t xml:space="preserve">Integer</w:t>
-            </w:r>
+                <w:sz w:val="21"/>
+                <w:szCs w:val="21"/>
+              </w:rPr>
+              <w:t xml:space="preserve">Quadrant</w:t>
+            </w:r>
+          </w:p>
+          <w:p>
+            <w:pPr>
+              <w:spacing w:after="0"/>
+            </w:pPr>
+            <w:r>
+              <w:rPr>
+                <w:i/>
+                <w:iCs/>
+                <w:color w:val="5F6F80"/>
+                <w:sz w:val="18"/>
+                <w:szCs w:val="18"/>
+              </w:rPr>
+              <w:t xml:space="preserve">Cuadrante</w:t>
+            </w:r>
+          </w:p>
+        </w:tc>
+        <w:tc>
+          <w:tcPr>
+            <w:tcW w:type="dxa" w:w="3160"/>
+            <w:tcMar>
+              <w:top w:type="dxa" w:w="80"/>
+              <w:left w:type="dxa" w:w="100"/>
+              <w:bottom w:type="dxa" w:w="80"/>
+              <w:right w:type="dxa" w:w="100"/>
+            </w:tcMar>
+            <w:vAlign w:val="top"/>
+          </w:tcPr>
+          <w:p>
+            <w:pPr>
+              <w:spacing w:after="0"/>
+            </w:pPr>
+            <w:r>
+              <w:rPr>
+                <w:sz w:val="20"/>
+                <w:szCs w:val="20"/>
+              </w:rPr>
+              <w:t xml:space="preserve">One of the four regions of the coordinate plane, numbered I to IV.</w:t>
+            </w:r>
+          </w:p>
+        </w:tc>
+        <w:tc>
+          <w:tcPr>
+            <w:tcW w:type="dxa" w:w="2200"/>
+            <w:tcMar>
+              <w:top w:type="dxa" w:w="80"/>
+              <w:left w:type="dxa" w:w="100"/>
+              <w:bottom w:type="dxa" w:w="80"/>
+              <w:right w:type="dxa" w:w="100"/>
+            </w:tcMar>
+            <w:vAlign w:val="top"/>
+          </w:tcPr>
+          <w:p>
+            <w:pPr>
+              <w:spacing w:after="40"/>
+            </w:pPr>
             <w:r>
               <w:rPr>
                 <w:i/>
@@ -1287,89 +1751,41 @@
                 <w:sz w:val="19"/>
                 <w:szCs w:val="19"/>
               </w:rPr>
-              <w:t xml:space="preserve">   Número entero</w:t>
-            </w:r>
-          </w:p>
+              <w:t xml:space="preserve">Not Quadrant: write a counter-example that breaks the definition.</w:t>
+            </w:r>
+          </w:p>
+          <w:p>
+            <w:pPr>
+              <w:pBdr>
+                <w:bottom w:val="single" w:color="AFBECC" w:sz="6"/>
+              </w:pBdr>
+              <w:spacing w:after="30" w:before="150"/>
+            </w:pPr>
+            <w:r>
+              <w:t xml:space="preserve"/>
+            </w:r>
+          </w:p>
+        </w:tc>
+        <w:tc>
+          <w:tcPr>
+            <w:tcW w:type="dxa" w:w="2200"/>
+            <w:tcMar>
+              <w:top w:type="dxa" w:w="80"/>
+              <w:left w:type="dxa" w:w="100"/>
+              <w:bottom w:type="dxa" w:w="80"/>
+              <w:right w:type="dxa" w:w="100"/>
+            </w:tcMar>
+            <w:vAlign w:val="top"/>
+          </w:tcPr>
           <w:p>
             <w:pPr>
               <w:spacing w:after="40"/>
-            </w:pPr>
-            <w:r>
-              <w:rPr>
-                <w:sz w:val="21"/>
-                <w:szCs w:val="21"/>
-              </w:rPr>
-              <w:t xml:space="preserve">Whole numbers and their opposites, like -2, -1, 0, 1, 2.</w:t>
-            </w:r>
-          </w:p>
-          <w:p>
-            <w:pPr>
-              <w:spacing w:after="0"/>
-            </w:pPr>
-            <w:r>
-              <w:rPr>
-                <w:b/>
-                <w:bCs/>
-                <w:color w:val="1FA6A2"/>
-                <w:sz w:val="18"/>
-                <w:szCs w:val="18"/>
-              </w:rPr>
-              <w:t xml:space="preserve">Example:  </w:t>
-            </w:r>
-            <w:r>
-              <w:rPr>
-                <w:i/>
-                <w:iCs/>
-                <w:color w:val="5F6F80"/>
-                <w:sz w:val="18"/>
-                <w:szCs w:val="18"/>
-              </w:rPr>
-              <w:t xml:space="preserve">..., -3, -2, -1, 0, 1, 2, 3, ...</w:t>
-            </w:r>
-          </w:p>
-        </w:tc>
-      </w:tr>
-    </w:tbl>
-    <w:tbl>
-      <w:tblPr>
-        <w:tblW w:type="pct" w:w="100%"/>
-        <w:tblBorders>
-          <w:top w:val="none" w:color="FFFFFF" w:sz="0"/>
-          <w:left w:val="none" w:color="FFFFFF" w:sz="0"/>
-          <w:bottom w:val="single" w:color="C7D2DD" w:sz="4"/>
-          <w:right w:val="none" w:color="FFFFFF" w:sz="0"/>
-          <w:insideH w:val="none" w:color="FFFFFF" w:sz="0"/>
-          <w:insideV w:val="none" w:color="FFFFFF" w:sz="0"/>
-        </w:tblBorders>
-      </w:tblPr>
-      <w:tblGrid>
-        <w:gridCol w:w="1800"/>
-        <w:gridCol w:w="7560"/>
-      </w:tblGrid>
-      <w:tr>
-        <w:trPr>
-          <w:cantSplit/>
-        </w:trPr>
-        <w:tc>
-          <w:tcPr>
-            <w:tcW w:type="dxa" w:w="1800"/>
-            <w:tcMar>
-              <w:top w:type="dxa" w:w="100"/>
-              <w:left w:type="dxa" w:w="40"/>
-              <w:bottom w:type="dxa" w:w="100"/>
-              <w:right w:type="dxa" w:w="120"/>
-            </w:tcMar>
-            <w:vAlign w:val="center"/>
-          </w:tcPr>
-          <w:p>
-            <w:pPr>
-              <w:spacing w:after="0"/>
               <w:jc w:val="center"/>
             </w:pPr>
             <w:r>
               <w:drawing>
                 <wp:inline distT="0" distB="0" distL="0" distR="0">
-                  <wp:extent cx="1047750" cy="790575"/>
+                  <wp:extent cx="876300" cy="657225"/>
                   <wp:effectExtent t="0" r="0" b="0" l="0"/>
                   <wp:docPr id="1" name="" descr="" title=""/>
                   <wp:cNvGraphicFramePr>
@@ -1394,7 +1810,7 @@
                         <pic:spPr bwMode="auto">
                           <a:xfrm>
                             <a:off x="0" y="0"/>
-                            <a:ext cx="1047750" cy="790575"/>
+                            <a:ext cx="876300" cy="657225"/>
                           </a:xfrm>
                           <a:prstGeom prst="rect">
                             <a:avLst/>
@@ -1407,69 +1823,10 @@
               </w:drawing>
             </w:r>
           </w:p>
-        </w:tc>
-        <w:tc>
-          <w:tcPr>
-            <w:tcW w:type="dxa" w:w="7560"/>
-            <w:tcMar>
-              <w:top w:type="dxa" w:w="100"/>
-              <w:left w:type="dxa" w:w="40"/>
-              <w:bottom w:type="dxa" w:w="100"/>
-              <w:right w:type="dxa" w:w="40"/>
-            </w:tcMar>
-            <w:vAlign w:val="center"/>
-          </w:tcPr>
-          <w:p>
-            <w:pPr>
-              <w:spacing w:after="50"/>
-            </w:pPr>
-            <w:r>
-              <w:rPr>
-                <w:b/>
-                <w:bCs/>
-                <w:color w:val="12355B"/>
-                <w:sz w:val="24"/>
-                <w:szCs w:val="24"/>
-              </w:rPr>
-              <w:t xml:space="preserve">Quadrant</w:t>
-            </w:r>
-            <w:r>
-              <w:rPr>
-                <w:i/>
-                <w:iCs/>
-                <w:color w:val="5F6F80"/>
-                <w:sz w:val="19"/>
-                <w:szCs w:val="19"/>
-              </w:rPr>
-              <w:t xml:space="preserve">   Cuadrante</w:t>
-            </w:r>
-          </w:p>
-          <w:p>
-            <w:pPr>
-              <w:spacing w:after="40"/>
-            </w:pPr>
-            <w:r>
-              <w:rPr>
-                <w:sz w:val="21"/>
-                <w:szCs w:val="21"/>
-              </w:rPr>
-              <w:t xml:space="preserve">One of the four regions of the coordinate plane, numbered I to IV.</w:t>
-            </w:r>
-          </w:p>
           <w:p>
             <w:pPr>
               <w:spacing w:after="0"/>
             </w:pPr>
-            <w:r>
-              <w:rPr>
-                <w:b/>
-                <w:bCs/>
-                <w:color w:val="1FA6A2"/>
-                <w:sz w:val="18"/>
-                <w:szCs w:val="18"/>
-              </w:rPr>
-              <w:t xml:space="preserve">Example:  </w:t>
-            </w:r>
             <w:r>
               <w:rPr>
                 <w:i/>
@@ -3668,7 +4025,7 @@
           <w:sz w:val="21"/>
           <w:szCs w:val="21"/>
         </w:rPr>
-        <w:t xml:space="preserve">Why does distance on the coordinate plane always come out positive, even when the coordinates are negative?</w:t>
+        <w:t xml:space="preserve">Why is distance on the coordinate plane never negative, even when the coordinates are negative? When is the distance zero?</w:t>
       </w:r>
     </w:p>
     <w:p>
@@ -3924,7 +4281,7 @@
           <w:sz w:val="19"/>
           <w:szCs w:val="19"/>
         </w:rPr>
-        <w:t xml:space="preserve">   You Do — show your work</w:t>
+        <w:t xml:space="preserve">   You Do — show your work and reasoning</w:t>
       </w:r>
     </w:p>
     <w:p>
@@ -3939,7 +4296,7 @@
           <w:sz w:val="19"/>
           <w:szCs w:val="19"/>
         </w:rPr>
-        <w:t xml:space="preserve">Solve each problem. Show your thinking in the work box.</w:t>
+        <w:t xml:space="preserve">Solve each problem in the middle column and explain your reasoning using the sentence starters on the right.</w:t>
       </w:r>
     </w:p>
     <w:p>
@@ -3968,120 +4325,219 @@
         <w:t xml:space="preserve">   extra scaffolding</w:t>
       </w:r>
     </w:p>
-    <w:p>
-      <w:pPr>
-        <w:keepNext/>
-        <w:spacing w:after="60" w:before="160"/>
-      </w:pPr>
-      <w:r>
-        <w:rPr>
-          <w:b/>
-          <w:bCs/>
-          <w:color w:val="12355B"/>
-          <w:sz w:val="22"/>
-          <w:szCs w:val="22"/>
-        </w:rPr>
-        <w:t xml:space="preserve">1.  </w:t>
-      </w:r>
-      <w:r>
-        <w:rPr>
-          <w:b/>
-          <w:bCs/>
-          <w:sz w:val="21"/>
-          <w:szCs w:val="21"/>
-        </w:rPr>
-        <w:t xml:space="preserve">A rectangle has vertices at (1, 1), (5, 1), (5, 4), (1, 4). What is its perimeter?</w:t>
-      </w:r>
-    </w:p>
-    <w:p>
-      <w:pPr>
-        <w:spacing w:after="40"/>
-        <w:ind w:left="420"/>
-      </w:pPr>
-      <w:r>
-        <w:rPr>
-          <w:sz w:val="20"/>
-          <w:szCs w:val="20"/>
-        </w:rPr>
-        <w:t xml:space="preserve">A)  8 units</w:t>
-      </w:r>
-    </w:p>
-    <w:p>
-      <w:pPr>
-        <w:spacing w:after="40"/>
-        <w:ind w:left="420"/>
-      </w:pPr>
-      <w:r>
-        <w:rPr>
-          <w:sz w:val="20"/>
-          <w:szCs w:val="20"/>
-        </w:rPr>
-        <w:t xml:space="preserve">B)  12 units</w:t>
-      </w:r>
-    </w:p>
-    <w:p>
-      <w:pPr>
-        <w:spacing w:after="40"/>
-        <w:ind w:left="420"/>
-      </w:pPr>
-      <w:r>
-        <w:rPr>
-          <w:sz w:val="20"/>
-          <w:szCs w:val="20"/>
-        </w:rPr>
-        <w:t xml:space="preserve">C)  14 units</w:t>
-      </w:r>
-    </w:p>
-    <w:p>
-      <w:pPr>
-        <w:spacing w:after="40"/>
-        <w:ind w:left="420"/>
-      </w:pPr>
-      <w:r>
-        <w:rPr>
-          <w:sz w:val="20"/>
-          <w:szCs w:val="20"/>
-        </w:rPr>
-        <w:t xml:space="preserve">D)  20 units</w:t>
-      </w:r>
-    </w:p>
-    <w:p>
-      <w:pPr>
-        <w:spacing w:after="20"/>
-      </w:pPr>
-      <w:r>
-        <w:t xml:space="preserve"/>
-      </w:r>
-    </w:p>
     <w:tbl>
       <w:tblPr>
-        <w:tblW w:type="pct" w:w="100%"/>
+        <w:tblW w:type="dxa" w:w="9360"/>
         <w:tblBorders>
           <w:top w:val="single" w:color="C7D2DD" w:sz="6"/>
           <w:left w:val="single" w:color="C7D2DD" w:sz="6"/>
           <w:bottom w:val="single" w:color="C7D2DD" w:sz="6"/>
           <w:right w:val="single" w:color="C7D2DD" w:sz="6"/>
-          <w:insideH w:val="single" w:color="auto" w:sz="4"/>
-          <w:insideV w:val="single" w:color="auto" w:sz="4"/>
+          <w:insideH w:val="single" w:color="C7D2DD" w:sz="6"/>
+          <w:insideV w:val="single" w:color="C7D2DD" w:sz="6"/>
         </w:tblBorders>
       </w:tblPr>
       <w:tblGrid>
-        <w:gridCol w:w="100"/>
+        <w:gridCol w:w="2800"/>
+        <w:gridCol w:w="3560"/>
+        <w:gridCol w:w="3000"/>
       </w:tblGrid>
       <w:tr>
-        <w:tc>
-          <w:tcPr>
+        <w:trPr>
+          <w:cantSplit/>
+          <w:tblHeader/>
+        </w:trPr>
+        <w:tc>
+          <w:tcPr>
+            <w:tcW w:type="dxa" w:w="2800"/>
+            <w:shd w:fill="EEF4F8" w:color="auto" w:val="clear"/>
+            <w:tcMar>
+              <w:top w:type="dxa" w:w="60"/>
+              <w:left w:type="dxa" w:w="100"/>
+              <w:bottom w:type="dxa" w:w="60"/>
+              <w:right w:type="dxa" w:w="100"/>
+            </w:tcMar>
+          </w:tcPr>
+          <w:p>
+            <w:pPr>
+              <w:spacing w:after="0"/>
+            </w:pPr>
+            <w:r>
+              <w:rPr>
+                <w:b/>
+                <w:bCs/>
+                <w:color w:val="12355B"/>
+                <w:sz w:val="16"/>
+                <w:szCs w:val="16"/>
+              </w:rPr>
+              <w:t xml:space="preserve">CORE PROBLEM / GIVEN REPRESENTATION</w:t>
+            </w:r>
+          </w:p>
+        </w:tc>
+        <w:tc>
+          <w:tcPr>
+            <w:tcW w:type="dxa" w:w="3560"/>
+            <w:shd w:fill="EEF4F8" w:color="auto" w:val="clear"/>
+            <w:tcMar>
+              <w:top w:type="dxa" w:w="60"/>
+              <w:left w:type="dxa" w:w="100"/>
+              <w:bottom w:type="dxa" w:w="60"/>
+              <w:right w:type="dxa" w:w="100"/>
+            </w:tcMar>
+          </w:tcPr>
+          <w:p>
+            <w:pPr>
+              <w:spacing w:after="0"/>
+            </w:pPr>
+            <w:r>
+              <w:rPr>
+                <w:b/>
+                <w:bCs/>
+                <w:color w:val="12355B"/>
+                <w:sz w:val="16"/>
+                <w:szCs w:val="16"/>
+              </w:rPr>
+              <w:t xml:space="preserve">WORKING SPACE / CALCULATION STEPS</w:t>
+            </w:r>
+          </w:p>
+        </w:tc>
+        <w:tc>
+          <w:tcPr>
+            <w:tcW w:type="dxa" w:w="3000"/>
             <w:shd w:fill="FBF3E2" w:color="auto" w:val="clear"/>
             <w:tcMar>
               <w:top w:type="dxa" w:w="60"/>
-              <w:left w:type="dxa" w:w="120"/>
+              <w:left w:type="dxa" w:w="100"/>
               <w:bottom w:type="dxa" w:w="60"/>
-              <w:right w:type="dxa" w:w="120"/>
-            </w:tcMar>
-          </w:tcPr>
-          <w:p>
-            <w:pPr>
-              <w:spacing w:after="0" w:line="320"/>
+              <w:right w:type="dxa" w:w="100"/>
+            </w:tcMar>
+          </w:tcPr>
+          <w:p>
+            <w:pPr>
+              <w:spacing w:after="0"/>
+            </w:pPr>
+            <w:r>
+              <w:rPr>
+                <w:b/>
+                <w:bCs/>
+                <w:color w:val="B97A12"/>
+                <w:sz w:val="16"/>
+                <w:szCs w:val="16"/>
+              </w:rPr>
+              <w:t xml:space="preserve">EXPLAIN YOUR REASONING</w:t>
+            </w:r>
+          </w:p>
+        </w:tc>
+      </w:tr>
+      <w:tr>
+        <w:trPr>
+          <w:cantSplit/>
+        </w:trPr>
+        <w:tc>
+          <w:tcPr>
+            <w:tcW w:type="dxa" w:w="2800"/>
+            <w:tcMar>
+              <w:top w:type="dxa" w:w="80"/>
+              <w:left w:type="dxa" w:w="100"/>
+              <w:bottom w:type="dxa" w:w="80"/>
+              <w:right w:type="dxa" w:w="100"/>
+            </w:tcMar>
+            <w:vAlign w:val="top"/>
+          </w:tcPr>
+          <w:p>
+            <w:pPr>
+              <w:spacing w:after="60"/>
+            </w:pPr>
+            <w:r>
+              <w:rPr>
+                <w:b/>
+                <w:bCs/>
+                <w:color w:val="12355B"/>
+                <w:sz w:val="21"/>
+                <w:szCs w:val="21"/>
+              </w:rPr>
+              <w:t xml:space="preserve">1.  </w:t>
+            </w:r>
+            <w:r>
+              <w:rPr>
+                <w:b/>
+                <w:bCs/>
+                <w:sz w:val="20"/>
+                <w:szCs w:val="20"/>
+              </w:rPr>
+              <w:t xml:space="preserve">A rectangle has vertices at (1, 1), (5, 1), (5, 4), (1, 4). What is its perimeter?</w:t>
+            </w:r>
+          </w:p>
+          <w:p>
+            <w:pPr>
+              <w:spacing w:after="30"/>
+              <w:ind w:left="180"/>
+            </w:pPr>
+            <w:r>
+              <w:rPr>
+                <w:sz w:val="19"/>
+                <w:szCs w:val="19"/>
+              </w:rPr>
+              <w:t xml:space="preserve">A)  8 units</w:t>
+            </w:r>
+          </w:p>
+          <w:p>
+            <w:pPr>
+              <w:spacing w:after="30"/>
+              <w:ind w:left="180"/>
+            </w:pPr>
+            <w:r>
+              <w:rPr>
+                <w:sz w:val="19"/>
+                <w:szCs w:val="19"/>
+              </w:rPr>
+              <w:t xml:space="preserve">B)  12 units</w:t>
+            </w:r>
+          </w:p>
+          <w:p>
+            <w:pPr>
+              <w:spacing w:after="30"/>
+              <w:ind w:left="180"/>
+            </w:pPr>
+            <w:r>
+              <w:rPr>
+                <w:sz w:val="19"/>
+                <w:szCs w:val="19"/>
+              </w:rPr>
+              <w:t xml:space="preserve">C)  14 units</w:t>
+            </w:r>
+          </w:p>
+          <w:p>
+            <w:pPr>
+              <w:spacing w:after="30"/>
+              <w:ind w:left="180"/>
+            </w:pPr>
+            <w:r>
+              <w:rPr>
+                <w:sz w:val="19"/>
+                <w:szCs w:val="19"/>
+              </w:rPr>
+              <w:t xml:space="preserve">D)  20 units</w:t>
+            </w:r>
+          </w:p>
+        </w:tc>
+        <w:tc>
+          <w:tcPr>
+            <w:tcW w:type="dxa" w:w="3560"/>
+            <w:tcMar>
+              <w:top w:type="dxa" w:w="80"/>
+              <w:left w:type="dxa" w:w="100"/>
+              <w:bottom w:type="dxa" w:w="80"/>
+              <w:right w:type="dxa" w:w="100"/>
+            </w:tcMar>
+            <w:vAlign w:val="top"/>
+          </w:tcPr>
+          <w:p>
+            <w:pPr>
+              <w:pBdr>
+                <w:bottom w:val="single" w:color="AFBECC" w:sz="6"/>
+              </w:pBdr>
+              <w:spacing w:after="30" w:before="150"/>
             </w:pPr>
             <w:r>
               <w:t xml:space="preserve"/>
@@ -4089,7 +4545,147 @@
           </w:p>
           <w:p>
             <w:pPr>
-              <w:spacing w:after="0" w:line="320"/>
+              <w:pBdr>
+                <w:bottom w:val="single" w:color="AFBECC" w:sz="6"/>
+              </w:pBdr>
+              <w:spacing w:after="30" w:before="150"/>
+            </w:pPr>
+            <w:r>
+              <w:t xml:space="preserve"/>
+            </w:r>
+          </w:p>
+          <w:p>
+            <w:pPr>
+              <w:pBdr>
+                <w:bottom w:val="single" w:color="AFBECC" w:sz="6"/>
+              </w:pBdr>
+              <w:spacing w:after="30" w:before="150"/>
+            </w:pPr>
+            <w:r>
+              <w:t xml:space="preserve"/>
+            </w:r>
+          </w:p>
+          <w:p>
+            <w:pPr>
+              <w:pBdr>
+                <w:bottom w:val="single" w:color="AFBECC" w:sz="6"/>
+              </w:pBdr>
+              <w:spacing w:after="30" w:before="150"/>
+            </w:pPr>
+            <w:r>
+              <w:t xml:space="preserve"/>
+            </w:r>
+          </w:p>
+        </w:tc>
+        <w:tc>
+          <w:tcPr>
+            <w:tcW w:type="dxa" w:w="3000"/>
+            <w:shd w:fill="FBF3E2" w:color="auto" w:val="clear"/>
+            <w:tcMar>
+              <w:top w:type="dxa" w:w="80"/>
+              <w:left w:type="dxa" w:w="100"/>
+              <w:bottom w:type="dxa" w:w="80"/>
+              <w:right w:type="dxa" w:w="100"/>
+            </w:tcMar>
+            <w:vAlign w:val="top"/>
+          </w:tcPr>
+          <w:p>
+            <w:pPr>
+              <w:spacing w:after="40"/>
+            </w:pPr>
+            <w:r>
+              <w:rPr>
+                <w:b/>
+                <w:bCs/>
+                <w:color w:val="12355B"/>
+                <w:sz w:val="19"/>
+                <w:szCs w:val="19"/>
+              </w:rPr>
+              <w:t xml:space="preserve">Because... </w:t>
+            </w:r>
+            <w:r>
+              <w:rPr>
+                <w:color w:val="AFBECC"/>
+                <w:sz w:val="19"/>
+                <w:szCs w:val="19"/>
+              </w:rPr>
+              <w:t xml:space="preserve">________________</w:t>
+            </w:r>
+          </w:p>
+          <w:p>
+            <w:pPr>
+              <w:pBdr>
+                <w:bottom w:val="single" w:color="AFBECC" w:sz="6"/>
+              </w:pBdr>
+              <w:spacing w:after="30" w:before="150"/>
+            </w:pPr>
+            <w:r>
+              <w:t xml:space="preserve"/>
+            </w:r>
+          </w:p>
+          <w:p>
+            <w:pPr>
+              <w:spacing w:after="40" w:before="80"/>
+            </w:pPr>
+            <w:r>
+              <w:rPr>
+                <w:b/>
+                <w:bCs/>
+                <w:color w:val="6B4FA0"/>
+                <w:sz w:val="19"/>
+                <w:szCs w:val="19"/>
+              </w:rPr>
+              <w:t xml:space="preserve">Although... </w:t>
+            </w:r>
+            <w:r>
+              <w:rPr>
+                <w:color w:val="AFBECC"/>
+                <w:sz w:val="19"/>
+                <w:szCs w:val="19"/>
+              </w:rPr>
+              <w:t xml:space="preserve">_______________</w:t>
+            </w:r>
+          </w:p>
+          <w:p>
+            <w:pPr>
+              <w:pBdr>
+                <w:bottom w:val="single" w:color="AFBECC" w:sz="6"/>
+              </w:pBdr>
+              <w:spacing w:after="30" w:before="150"/>
+            </w:pPr>
+            <w:r>
+              <w:t xml:space="preserve"/>
+            </w:r>
+          </w:p>
+          <w:p>
+            <w:pPr>
+              <w:spacing w:after="40" w:before="80"/>
+            </w:pPr>
+            <w:r>
+              <w:rPr>
+                <w:b/>
+                <w:bCs/>
+                <w:color w:val="1FA6A2"/>
+                <w:sz w:val="19"/>
+                <w:szCs w:val="19"/>
+              </w:rPr>
+              <w:t xml:space="preserve">Therefore... </w:t>
+            </w:r>
+            <w:r>
+              <w:rPr>
+                <w:color w:val="AFBECC"/>
+                <w:sz w:val="19"/>
+                <w:szCs w:val="19"/>
+              </w:rPr>
+              <w:t xml:space="preserve">______________</w:t>
+            </w:r>
+          </w:p>
+          <w:p>
+            <w:pPr>
+              <w:pBdr>
+                <w:bottom w:val="single" w:color="AFBECC" w:sz="6"/>
+              </w:pBdr>
+              <w:spacing w:after="30" w:before="150"/>
             </w:pPr>
             <w:r>
               <w:t xml:space="preserve"/>
@@ -4098,6 +4694,14 @@
         </w:tc>
       </w:tr>
     </w:tbl>
+    <w:p>
+      <w:pPr>
+        <w:spacing w:after="80"/>
+      </w:pPr>
+      <w:r>
+        <w:t xml:space="preserve"/>
+      </w:r>
+    </w:p>
     <w:p>
       <w:pPr>
         <w:pStyle w:val="Heading2"/>
@@ -4124,120 +4728,219 @@
         <w:t xml:space="preserve">   grade-level practice</w:t>
       </w:r>
     </w:p>
-    <w:p>
-      <w:pPr>
-        <w:keepNext/>
-        <w:spacing w:after="60" w:before="160"/>
-      </w:pPr>
-      <w:r>
-        <w:rPr>
-          <w:b/>
-          <w:bCs/>
-          <w:color w:val="12355B"/>
-          <w:sz w:val="22"/>
-          <w:szCs w:val="22"/>
-        </w:rPr>
-        <w:t xml:space="preserve">2.  </w:t>
-      </w:r>
-      <w:r>
-        <w:rPr>
-          <w:b/>
-          <w:bCs/>
-          <w:sz w:val="21"/>
-          <w:szCs w:val="21"/>
-        </w:rPr>
-        <w:t xml:space="preserve">Two points are at (-3, -7) and (-3, 5). What is the distance between them?</w:t>
-      </w:r>
-    </w:p>
-    <w:p>
-      <w:pPr>
-        <w:spacing w:after="40"/>
-        <w:ind w:left="420"/>
-      </w:pPr>
-      <w:r>
-        <w:rPr>
-          <w:sz w:val="20"/>
-          <w:szCs w:val="20"/>
-        </w:rPr>
-        <w:t xml:space="preserve">A)  2 units</w:t>
-      </w:r>
-    </w:p>
-    <w:p>
-      <w:pPr>
-        <w:spacing w:after="40"/>
-        <w:ind w:left="420"/>
-      </w:pPr>
-      <w:r>
-        <w:rPr>
-          <w:sz w:val="20"/>
-          <w:szCs w:val="20"/>
-        </w:rPr>
-        <w:t xml:space="preserve">B)  7 units</w:t>
-      </w:r>
-    </w:p>
-    <w:p>
-      <w:pPr>
-        <w:spacing w:after="40"/>
-        <w:ind w:left="420"/>
-      </w:pPr>
-      <w:r>
-        <w:rPr>
-          <w:sz w:val="20"/>
-          <w:szCs w:val="20"/>
-        </w:rPr>
-        <w:t xml:space="preserve">C)  8 units</w:t>
-      </w:r>
-    </w:p>
-    <w:p>
-      <w:pPr>
-        <w:spacing w:after="40"/>
-        <w:ind w:left="420"/>
-      </w:pPr>
-      <w:r>
-        <w:rPr>
-          <w:sz w:val="20"/>
-          <w:szCs w:val="20"/>
-        </w:rPr>
-        <w:t xml:space="preserve">D)  12 units</w:t>
-      </w:r>
-    </w:p>
-    <w:p>
-      <w:pPr>
-        <w:spacing w:after="20"/>
-      </w:pPr>
-      <w:r>
-        <w:t xml:space="preserve"/>
-      </w:r>
-    </w:p>
     <w:tbl>
       <w:tblPr>
-        <w:tblW w:type="pct" w:w="100%"/>
+        <w:tblW w:type="dxa" w:w="9360"/>
         <w:tblBorders>
           <w:top w:val="single" w:color="C7D2DD" w:sz="6"/>
           <w:left w:val="single" w:color="C7D2DD" w:sz="6"/>
           <w:bottom w:val="single" w:color="C7D2DD" w:sz="6"/>
           <w:right w:val="single" w:color="C7D2DD" w:sz="6"/>
-          <w:insideH w:val="single" w:color="auto" w:sz="4"/>
-          <w:insideV w:val="single" w:color="auto" w:sz="4"/>
+          <w:insideH w:val="single" w:color="C7D2DD" w:sz="6"/>
+          <w:insideV w:val="single" w:color="C7D2DD" w:sz="6"/>
         </w:tblBorders>
       </w:tblPr>
       <w:tblGrid>
-        <w:gridCol w:w="100"/>
+        <w:gridCol w:w="2800"/>
+        <w:gridCol w:w="3560"/>
+        <w:gridCol w:w="3000"/>
       </w:tblGrid>
       <w:tr>
-        <w:tc>
-          <w:tcPr>
+        <w:trPr>
+          <w:cantSplit/>
+          <w:tblHeader/>
+        </w:trPr>
+        <w:tc>
+          <w:tcPr>
+            <w:tcW w:type="dxa" w:w="2800"/>
+            <w:shd w:fill="EEF4F8" w:color="auto" w:val="clear"/>
+            <w:tcMar>
+              <w:top w:type="dxa" w:w="60"/>
+              <w:left w:type="dxa" w:w="100"/>
+              <w:bottom w:type="dxa" w:w="60"/>
+              <w:right w:type="dxa" w:w="100"/>
+            </w:tcMar>
+          </w:tcPr>
+          <w:p>
+            <w:pPr>
+              <w:spacing w:after="0"/>
+            </w:pPr>
+            <w:r>
+              <w:rPr>
+                <w:b/>
+                <w:bCs/>
+                <w:color w:val="12355B"/>
+                <w:sz w:val="16"/>
+                <w:szCs w:val="16"/>
+              </w:rPr>
+              <w:t xml:space="preserve">CORE PROBLEM / GIVEN REPRESENTATION</w:t>
+            </w:r>
+          </w:p>
+        </w:tc>
+        <w:tc>
+          <w:tcPr>
+            <w:tcW w:type="dxa" w:w="3560"/>
+            <w:shd w:fill="EEF4F8" w:color="auto" w:val="clear"/>
+            <w:tcMar>
+              <w:top w:type="dxa" w:w="60"/>
+              <w:left w:type="dxa" w:w="100"/>
+              <w:bottom w:type="dxa" w:w="60"/>
+              <w:right w:type="dxa" w:w="100"/>
+            </w:tcMar>
+          </w:tcPr>
+          <w:p>
+            <w:pPr>
+              <w:spacing w:after="0"/>
+            </w:pPr>
+            <w:r>
+              <w:rPr>
+                <w:b/>
+                <w:bCs/>
+                <w:color w:val="12355B"/>
+                <w:sz w:val="16"/>
+                <w:szCs w:val="16"/>
+              </w:rPr>
+              <w:t xml:space="preserve">WORKING SPACE / CALCULATION STEPS</w:t>
+            </w:r>
+          </w:p>
+        </w:tc>
+        <w:tc>
+          <w:tcPr>
+            <w:tcW w:type="dxa" w:w="3000"/>
             <w:shd w:fill="FBF3E2" w:color="auto" w:val="clear"/>
             <w:tcMar>
               <w:top w:type="dxa" w:w="60"/>
-              <w:left w:type="dxa" w:w="120"/>
+              <w:left w:type="dxa" w:w="100"/>
               <w:bottom w:type="dxa" w:w="60"/>
-              <w:right w:type="dxa" w:w="120"/>
-            </w:tcMar>
-          </w:tcPr>
-          <w:p>
-            <w:pPr>
-              <w:spacing w:after="0" w:line="320"/>
+              <w:right w:type="dxa" w:w="100"/>
+            </w:tcMar>
+          </w:tcPr>
+          <w:p>
+            <w:pPr>
+              <w:spacing w:after="0"/>
+            </w:pPr>
+            <w:r>
+              <w:rPr>
+                <w:b/>
+                <w:bCs/>
+                <w:color w:val="B97A12"/>
+                <w:sz w:val="16"/>
+                <w:szCs w:val="16"/>
+              </w:rPr>
+              <w:t xml:space="preserve">EXPLAIN YOUR REASONING</w:t>
+            </w:r>
+          </w:p>
+        </w:tc>
+      </w:tr>
+      <w:tr>
+        <w:trPr>
+          <w:cantSplit/>
+        </w:trPr>
+        <w:tc>
+          <w:tcPr>
+            <w:tcW w:type="dxa" w:w="2800"/>
+            <w:tcMar>
+              <w:top w:type="dxa" w:w="80"/>
+              <w:left w:type="dxa" w:w="100"/>
+              <w:bottom w:type="dxa" w:w="80"/>
+              <w:right w:type="dxa" w:w="100"/>
+            </w:tcMar>
+            <w:vAlign w:val="top"/>
+          </w:tcPr>
+          <w:p>
+            <w:pPr>
+              <w:spacing w:after="60"/>
+            </w:pPr>
+            <w:r>
+              <w:rPr>
+                <w:b/>
+                <w:bCs/>
+                <w:color w:val="12355B"/>
+                <w:sz w:val="21"/>
+                <w:szCs w:val="21"/>
+              </w:rPr>
+              <w:t xml:space="preserve">2.  </w:t>
+            </w:r>
+            <w:r>
+              <w:rPr>
+                <w:b/>
+                <w:bCs/>
+                <w:sz w:val="20"/>
+                <w:szCs w:val="20"/>
+              </w:rPr>
+              <w:t xml:space="preserve">Two points are at (-3, -7) and (-3, 5). What is the distance between them?</w:t>
+            </w:r>
+          </w:p>
+          <w:p>
+            <w:pPr>
+              <w:spacing w:after="30"/>
+              <w:ind w:left="180"/>
+            </w:pPr>
+            <w:r>
+              <w:rPr>
+                <w:sz w:val="19"/>
+                <w:szCs w:val="19"/>
+              </w:rPr>
+              <w:t xml:space="preserve">A)  2 units</w:t>
+            </w:r>
+          </w:p>
+          <w:p>
+            <w:pPr>
+              <w:spacing w:after="30"/>
+              <w:ind w:left="180"/>
+            </w:pPr>
+            <w:r>
+              <w:rPr>
+                <w:sz w:val="19"/>
+                <w:szCs w:val="19"/>
+              </w:rPr>
+              <w:t xml:space="preserve">B)  7 units</w:t>
+            </w:r>
+          </w:p>
+          <w:p>
+            <w:pPr>
+              <w:spacing w:after="30"/>
+              <w:ind w:left="180"/>
+            </w:pPr>
+            <w:r>
+              <w:rPr>
+                <w:sz w:val="19"/>
+                <w:szCs w:val="19"/>
+              </w:rPr>
+              <w:t xml:space="preserve">C)  8 units</w:t>
+            </w:r>
+          </w:p>
+          <w:p>
+            <w:pPr>
+              <w:spacing w:after="30"/>
+              <w:ind w:left="180"/>
+            </w:pPr>
+            <w:r>
+              <w:rPr>
+                <w:sz w:val="19"/>
+                <w:szCs w:val="19"/>
+              </w:rPr>
+              <w:t xml:space="preserve">D)  12 units</w:t>
+            </w:r>
+          </w:p>
+        </w:tc>
+        <w:tc>
+          <w:tcPr>
+            <w:tcW w:type="dxa" w:w="3560"/>
+            <w:tcMar>
+              <w:top w:type="dxa" w:w="80"/>
+              <w:left w:type="dxa" w:w="100"/>
+              <w:bottom w:type="dxa" w:w="80"/>
+              <w:right w:type="dxa" w:w="100"/>
+            </w:tcMar>
+            <w:vAlign w:val="top"/>
+          </w:tcPr>
+          <w:p>
+            <w:pPr>
+              <w:pBdr>
+                <w:bottom w:val="single" w:color="AFBECC" w:sz="6"/>
+              </w:pBdr>
+              <w:spacing w:after="30" w:before="150"/>
             </w:pPr>
             <w:r>
               <w:t xml:space="preserve"/>
@@ -4245,7 +4948,147 @@
           </w:p>
           <w:p>
             <w:pPr>
-              <w:spacing w:after="0" w:line="320"/>
+              <w:pBdr>
+                <w:bottom w:val="single" w:color="AFBECC" w:sz="6"/>
+              </w:pBdr>
+              <w:spacing w:after="30" w:before="150"/>
+            </w:pPr>
+            <w:r>
+              <w:t xml:space="preserve"/>
+            </w:r>
+          </w:p>
+          <w:p>
+            <w:pPr>
+              <w:pBdr>
+                <w:bottom w:val="single" w:color="AFBECC" w:sz="6"/>
+              </w:pBdr>
+              <w:spacing w:after="30" w:before="150"/>
+            </w:pPr>
+            <w:r>
+              <w:t xml:space="preserve"/>
+            </w:r>
+          </w:p>
+          <w:p>
+            <w:pPr>
+              <w:pBdr>
+                <w:bottom w:val="single" w:color="AFBECC" w:sz="6"/>
+              </w:pBdr>
+              <w:spacing w:after="30" w:before="150"/>
+            </w:pPr>
+            <w:r>
+              <w:t xml:space="preserve"/>
+            </w:r>
+          </w:p>
+        </w:tc>
+        <w:tc>
+          <w:tcPr>
+            <w:tcW w:type="dxa" w:w="3000"/>
+            <w:shd w:fill="FBF3E2" w:color="auto" w:val="clear"/>
+            <w:tcMar>
+              <w:top w:type="dxa" w:w="80"/>
+              <w:left w:type="dxa" w:w="100"/>
+              <w:bottom w:type="dxa" w:w="80"/>
+              <w:right w:type="dxa" w:w="100"/>
+            </w:tcMar>
+            <w:vAlign w:val="top"/>
+          </w:tcPr>
+          <w:p>
+            <w:pPr>
+              <w:spacing w:after="40"/>
+            </w:pPr>
+            <w:r>
+              <w:rPr>
+                <w:b/>
+                <w:bCs/>
+                <w:color w:val="12355B"/>
+                <w:sz w:val="19"/>
+                <w:szCs w:val="19"/>
+              </w:rPr>
+              <w:t xml:space="preserve">Because... </w:t>
+            </w:r>
+            <w:r>
+              <w:rPr>
+                <w:color w:val="AFBECC"/>
+                <w:sz w:val="19"/>
+                <w:szCs w:val="19"/>
+              </w:rPr>
+              <w:t xml:space="preserve">________________</w:t>
+            </w:r>
+          </w:p>
+          <w:p>
+            <w:pPr>
+              <w:pBdr>
+                <w:bottom w:val="single" w:color="AFBECC" w:sz="6"/>
+              </w:pBdr>
+              <w:spacing w:after="30" w:before="150"/>
+            </w:pPr>
+            <w:r>
+              <w:t xml:space="preserve"/>
+            </w:r>
+          </w:p>
+          <w:p>
+            <w:pPr>
+              <w:spacing w:after="40" w:before="80"/>
+            </w:pPr>
+            <w:r>
+              <w:rPr>
+                <w:b/>
+                <w:bCs/>
+                <w:color w:val="6B4FA0"/>
+                <w:sz w:val="19"/>
+                <w:szCs w:val="19"/>
+              </w:rPr>
+              <w:t xml:space="preserve">Although... </w:t>
+            </w:r>
+            <w:r>
+              <w:rPr>
+                <w:color w:val="AFBECC"/>
+                <w:sz w:val="19"/>
+                <w:szCs w:val="19"/>
+              </w:rPr>
+              <w:t xml:space="preserve">_______________</w:t>
+            </w:r>
+          </w:p>
+          <w:p>
+            <w:pPr>
+              <w:pBdr>
+                <w:bottom w:val="single" w:color="AFBECC" w:sz="6"/>
+              </w:pBdr>
+              <w:spacing w:after="30" w:before="150"/>
+            </w:pPr>
+            <w:r>
+              <w:t xml:space="preserve"/>
+            </w:r>
+          </w:p>
+          <w:p>
+            <w:pPr>
+              <w:spacing w:after="40" w:before="80"/>
+            </w:pPr>
+            <w:r>
+              <w:rPr>
+                <w:b/>
+                <w:bCs/>
+                <w:color w:val="1FA6A2"/>
+                <w:sz w:val="19"/>
+                <w:szCs w:val="19"/>
+              </w:rPr>
+              <w:t xml:space="preserve">Therefore... </w:t>
+            </w:r>
+            <w:r>
+              <w:rPr>
+                <w:color w:val="AFBECC"/>
+                <w:sz w:val="19"/>
+                <w:szCs w:val="19"/>
+              </w:rPr>
+              <w:t xml:space="preserve">______________</w:t>
+            </w:r>
+          </w:p>
+          <w:p>
+            <w:pPr>
+              <w:pBdr>
+                <w:bottom w:val="single" w:color="AFBECC" w:sz="6"/>
+              </w:pBdr>
+              <w:spacing w:after="30" w:before="150"/>
             </w:pPr>
             <w:r>
               <w:t xml:space="preserve"/>
@@ -4256,84 +5099,7 @@
     </w:tbl>
     <w:p>
       <w:pPr>
-        <w:keepNext/>
-        <w:spacing w:after="60" w:before="160"/>
-      </w:pPr>
-      <w:r>
-        <w:rPr>
-          <w:b/>
-          <w:bCs/>
-          <w:color w:val="12355B"/>
-          <w:sz w:val="22"/>
-          <w:szCs w:val="22"/>
-        </w:rPr>
-        <w:t xml:space="preserve">3.  </w:t>
-      </w:r>
-      <w:r>
-        <w:rPr>
-          <w:b/>
-          <w:bCs/>
-          <w:sz w:val="21"/>
-          <w:szCs w:val="21"/>
-        </w:rPr>
-        <w:t xml:space="preserve">What is the distance between (2, 3) and (2, 8)?</w:t>
-      </w:r>
-    </w:p>
-    <w:p>
-      <w:pPr>
-        <w:spacing w:after="40"/>
-        <w:ind w:left="420"/>
-      </w:pPr>
-      <w:r>
-        <w:rPr>
-          <w:sz w:val="20"/>
-          <w:szCs w:val="20"/>
-        </w:rPr>
-        <w:t xml:space="preserve">A)  5 units</w:t>
-      </w:r>
-    </w:p>
-    <w:p>
-      <w:pPr>
-        <w:spacing w:after="40"/>
-        <w:ind w:left="420"/>
-      </w:pPr>
-      <w:r>
-        <w:rPr>
-          <w:sz w:val="20"/>
-          <w:szCs w:val="20"/>
-        </w:rPr>
-        <w:t xml:space="preserve">B)  5.5 units</w:t>
-      </w:r>
-    </w:p>
-    <w:p>
-      <w:pPr>
-        <w:spacing w:after="40"/>
-        <w:ind w:left="420"/>
-      </w:pPr>
-      <w:r>
-        <w:rPr>
-          <w:sz w:val="20"/>
-          <w:szCs w:val="20"/>
-        </w:rPr>
-        <w:t xml:space="preserve">C)  6 units</w:t>
-      </w:r>
-    </w:p>
-    <w:p>
-      <w:pPr>
-        <w:spacing w:after="40"/>
-        <w:ind w:left="420"/>
-      </w:pPr>
-      <w:r>
-        <w:rPr>
-          <w:sz w:val="20"/>
-          <w:szCs w:val="20"/>
-        </w:rPr>
-        <w:t xml:space="preserve">D)  11 units</w:t>
-      </w:r>
-    </w:p>
-    <w:p>
-      <w:pPr>
-        <w:spacing w:after="20"/>
+        <w:spacing w:after="80"/>
       </w:pPr>
       <w:r>
         <w:t xml:space="preserve"/>
@@ -4341,33 +5107,217 @@
     </w:p>
     <w:tbl>
       <w:tblPr>
-        <w:tblW w:type="pct" w:w="100%"/>
+        <w:tblW w:type="dxa" w:w="9360"/>
         <w:tblBorders>
           <w:top w:val="single" w:color="C7D2DD" w:sz="6"/>
           <w:left w:val="single" w:color="C7D2DD" w:sz="6"/>
           <w:bottom w:val="single" w:color="C7D2DD" w:sz="6"/>
           <w:right w:val="single" w:color="C7D2DD" w:sz="6"/>
-          <w:insideH w:val="single" w:color="auto" w:sz="4"/>
-          <w:insideV w:val="single" w:color="auto" w:sz="4"/>
+          <w:insideH w:val="single" w:color="C7D2DD" w:sz="6"/>
+          <w:insideV w:val="single" w:color="C7D2DD" w:sz="6"/>
         </w:tblBorders>
       </w:tblPr>
       <w:tblGrid>
-        <w:gridCol w:w="100"/>
+        <w:gridCol w:w="2800"/>
+        <w:gridCol w:w="3560"/>
+        <w:gridCol w:w="3000"/>
       </w:tblGrid>
       <w:tr>
-        <w:tc>
-          <w:tcPr>
+        <w:trPr>
+          <w:cantSplit/>
+          <w:tblHeader/>
+        </w:trPr>
+        <w:tc>
+          <w:tcPr>
+            <w:tcW w:type="dxa" w:w="2800"/>
+            <w:shd w:fill="EEF4F8" w:color="auto" w:val="clear"/>
+            <w:tcMar>
+              <w:top w:type="dxa" w:w="60"/>
+              <w:left w:type="dxa" w:w="100"/>
+              <w:bottom w:type="dxa" w:w="60"/>
+              <w:right w:type="dxa" w:w="100"/>
+            </w:tcMar>
+          </w:tcPr>
+          <w:p>
+            <w:pPr>
+              <w:spacing w:after="0"/>
+            </w:pPr>
+            <w:r>
+              <w:rPr>
+                <w:b/>
+                <w:bCs/>
+                <w:color w:val="12355B"/>
+                <w:sz w:val="16"/>
+                <w:szCs w:val="16"/>
+              </w:rPr>
+              <w:t xml:space="preserve">CORE PROBLEM / GIVEN REPRESENTATION</w:t>
+            </w:r>
+          </w:p>
+        </w:tc>
+        <w:tc>
+          <w:tcPr>
+            <w:tcW w:type="dxa" w:w="3560"/>
+            <w:shd w:fill="EEF4F8" w:color="auto" w:val="clear"/>
+            <w:tcMar>
+              <w:top w:type="dxa" w:w="60"/>
+              <w:left w:type="dxa" w:w="100"/>
+              <w:bottom w:type="dxa" w:w="60"/>
+              <w:right w:type="dxa" w:w="100"/>
+            </w:tcMar>
+          </w:tcPr>
+          <w:p>
+            <w:pPr>
+              <w:spacing w:after="0"/>
+            </w:pPr>
+            <w:r>
+              <w:rPr>
+                <w:b/>
+                <w:bCs/>
+                <w:color w:val="12355B"/>
+                <w:sz w:val="16"/>
+                <w:szCs w:val="16"/>
+              </w:rPr>
+              <w:t xml:space="preserve">WORKING SPACE / CALCULATION STEPS</w:t>
+            </w:r>
+          </w:p>
+        </w:tc>
+        <w:tc>
+          <w:tcPr>
+            <w:tcW w:type="dxa" w:w="3000"/>
             <w:shd w:fill="FBF3E2" w:color="auto" w:val="clear"/>
             <w:tcMar>
               <w:top w:type="dxa" w:w="60"/>
-              <w:left w:type="dxa" w:w="120"/>
+              <w:left w:type="dxa" w:w="100"/>
               <w:bottom w:type="dxa" w:w="60"/>
-              <w:right w:type="dxa" w:w="120"/>
-            </w:tcMar>
-          </w:tcPr>
-          <w:p>
-            <w:pPr>
-              <w:spacing w:after="0" w:line="320"/>
+              <w:right w:type="dxa" w:w="100"/>
+            </w:tcMar>
+          </w:tcPr>
+          <w:p>
+            <w:pPr>
+              <w:spacing w:after="0"/>
+            </w:pPr>
+            <w:r>
+              <w:rPr>
+                <w:b/>
+                <w:bCs/>
+                <w:color w:val="B97A12"/>
+                <w:sz w:val="16"/>
+                <w:szCs w:val="16"/>
+              </w:rPr>
+              <w:t xml:space="preserve">EXPLAIN YOUR REASONING</w:t>
+            </w:r>
+          </w:p>
+        </w:tc>
+      </w:tr>
+      <w:tr>
+        <w:trPr>
+          <w:cantSplit/>
+        </w:trPr>
+        <w:tc>
+          <w:tcPr>
+            <w:tcW w:type="dxa" w:w="2800"/>
+            <w:tcMar>
+              <w:top w:type="dxa" w:w="80"/>
+              <w:left w:type="dxa" w:w="100"/>
+              <w:bottom w:type="dxa" w:w="80"/>
+              <w:right w:type="dxa" w:w="100"/>
+            </w:tcMar>
+            <w:vAlign w:val="top"/>
+          </w:tcPr>
+          <w:p>
+            <w:pPr>
+              <w:spacing w:after="60"/>
+            </w:pPr>
+            <w:r>
+              <w:rPr>
+                <w:b/>
+                <w:bCs/>
+                <w:color w:val="12355B"/>
+                <w:sz w:val="21"/>
+                <w:szCs w:val="21"/>
+              </w:rPr>
+              <w:t xml:space="preserve">3.  </w:t>
+            </w:r>
+            <w:r>
+              <w:rPr>
+                <w:b/>
+                <w:bCs/>
+                <w:sz w:val="20"/>
+                <w:szCs w:val="20"/>
+              </w:rPr>
+              <w:t xml:space="preserve">What is the distance between (2, 3) and (2, 8)?</w:t>
+            </w:r>
+          </w:p>
+          <w:p>
+            <w:pPr>
+              <w:spacing w:after="30"/>
+              <w:ind w:left="180"/>
+            </w:pPr>
+            <w:r>
+              <w:rPr>
+                <w:sz w:val="19"/>
+                <w:szCs w:val="19"/>
+              </w:rPr>
+              <w:t xml:space="preserve">A)  5 units</w:t>
+            </w:r>
+          </w:p>
+          <w:p>
+            <w:pPr>
+              <w:spacing w:after="30"/>
+              <w:ind w:left="180"/>
+            </w:pPr>
+            <w:r>
+              <w:rPr>
+                <w:sz w:val="19"/>
+                <w:szCs w:val="19"/>
+              </w:rPr>
+              <w:t xml:space="preserve">B)  5.5 units</w:t>
+            </w:r>
+          </w:p>
+          <w:p>
+            <w:pPr>
+              <w:spacing w:after="30"/>
+              <w:ind w:left="180"/>
+            </w:pPr>
+            <w:r>
+              <w:rPr>
+                <w:sz w:val="19"/>
+                <w:szCs w:val="19"/>
+              </w:rPr>
+              <w:t xml:space="preserve">C)  6 units</w:t>
+            </w:r>
+          </w:p>
+          <w:p>
+            <w:pPr>
+              <w:spacing w:after="30"/>
+              <w:ind w:left="180"/>
+            </w:pPr>
+            <w:r>
+              <w:rPr>
+                <w:sz w:val="19"/>
+                <w:szCs w:val="19"/>
+              </w:rPr>
+              <w:t xml:space="preserve">D)  11 units</w:t>
+            </w:r>
+          </w:p>
+        </w:tc>
+        <w:tc>
+          <w:tcPr>
+            <w:tcW w:type="dxa" w:w="3560"/>
+            <w:tcMar>
+              <w:top w:type="dxa" w:w="80"/>
+              <w:left w:type="dxa" w:w="100"/>
+              <w:bottom w:type="dxa" w:w="80"/>
+              <w:right w:type="dxa" w:w="100"/>
+            </w:tcMar>
+            <w:vAlign w:val="top"/>
+          </w:tcPr>
+          <w:p>
+            <w:pPr>
+              <w:pBdr>
+                <w:bottom w:val="single" w:color="AFBECC" w:sz="6"/>
+              </w:pBdr>
+              <w:spacing w:after="30" w:before="150"/>
             </w:pPr>
             <w:r>
               <w:t xml:space="preserve"/>
@@ -4375,7 +5325,147 @@
           </w:p>
           <w:p>
             <w:pPr>
-              <w:spacing w:after="0" w:line="320"/>
+              <w:pBdr>
+                <w:bottom w:val="single" w:color="AFBECC" w:sz="6"/>
+              </w:pBdr>
+              <w:spacing w:after="30" w:before="150"/>
+            </w:pPr>
+            <w:r>
+              <w:t xml:space="preserve"/>
+            </w:r>
+          </w:p>
+          <w:p>
+            <w:pPr>
+              <w:pBdr>
+                <w:bottom w:val="single" w:color="AFBECC" w:sz="6"/>
+              </w:pBdr>
+              <w:spacing w:after="30" w:before="150"/>
+            </w:pPr>
+            <w:r>
+              <w:t xml:space="preserve"/>
+            </w:r>
+          </w:p>
+          <w:p>
+            <w:pPr>
+              <w:pBdr>
+                <w:bottom w:val="single" w:color="AFBECC" w:sz="6"/>
+              </w:pBdr>
+              <w:spacing w:after="30" w:before="150"/>
+            </w:pPr>
+            <w:r>
+              <w:t xml:space="preserve"/>
+            </w:r>
+          </w:p>
+        </w:tc>
+        <w:tc>
+          <w:tcPr>
+            <w:tcW w:type="dxa" w:w="3000"/>
+            <w:shd w:fill="FBF3E2" w:color="auto" w:val="clear"/>
+            <w:tcMar>
+              <w:top w:type="dxa" w:w="80"/>
+              <w:left w:type="dxa" w:w="100"/>
+              <w:bottom w:type="dxa" w:w="80"/>
+              <w:right w:type="dxa" w:w="100"/>
+            </w:tcMar>
+            <w:vAlign w:val="top"/>
+          </w:tcPr>
+          <w:p>
+            <w:pPr>
+              <w:spacing w:after="40"/>
+            </w:pPr>
+            <w:r>
+              <w:rPr>
+                <w:b/>
+                <w:bCs/>
+                <w:color w:val="12355B"/>
+                <w:sz w:val="19"/>
+                <w:szCs w:val="19"/>
+              </w:rPr>
+              <w:t xml:space="preserve">Because... </w:t>
+            </w:r>
+            <w:r>
+              <w:rPr>
+                <w:color w:val="AFBECC"/>
+                <w:sz w:val="19"/>
+                <w:szCs w:val="19"/>
+              </w:rPr>
+              <w:t xml:space="preserve">________________</w:t>
+            </w:r>
+          </w:p>
+          <w:p>
+            <w:pPr>
+              <w:pBdr>
+                <w:bottom w:val="single" w:color="AFBECC" w:sz="6"/>
+              </w:pBdr>
+              <w:spacing w:after="30" w:before="150"/>
+            </w:pPr>
+            <w:r>
+              <w:t xml:space="preserve"/>
+            </w:r>
+          </w:p>
+          <w:p>
+            <w:pPr>
+              <w:spacing w:after="40" w:before="80"/>
+            </w:pPr>
+            <w:r>
+              <w:rPr>
+                <w:b/>
+                <w:bCs/>
+                <w:color w:val="6B4FA0"/>
+                <w:sz w:val="19"/>
+                <w:szCs w:val="19"/>
+              </w:rPr>
+              <w:t xml:space="preserve">Although... </w:t>
+            </w:r>
+            <w:r>
+              <w:rPr>
+                <w:color w:val="AFBECC"/>
+                <w:sz w:val="19"/>
+                <w:szCs w:val="19"/>
+              </w:rPr>
+              <w:t xml:space="preserve">_______________</w:t>
+            </w:r>
+          </w:p>
+          <w:p>
+            <w:pPr>
+              <w:pBdr>
+                <w:bottom w:val="single" w:color="AFBECC" w:sz="6"/>
+              </w:pBdr>
+              <w:spacing w:after="30" w:before="150"/>
+            </w:pPr>
+            <w:r>
+              <w:t xml:space="preserve"/>
+            </w:r>
+          </w:p>
+          <w:p>
+            <w:pPr>
+              <w:spacing w:after="40" w:before="80"/>
+            </w:pPr>
+            <w:r>
+              <w:rPr>
+                <w:b/>
+                <w:bCs/>
+                <w:color w:val="1FA6A2"/>
+                <w:sz w:val="19"/>
+                <w:szCs w:val="19"/>
+              </w:rPr>
+              <w:t xml:space="preserve">Therefore... </w:t>
+            </w:r>
+            <w:r>
+              <w:rPr>
+                <w:color w:val="AFBECC"/>
+                <w:sz w:val="19"/>
+                <w:szCs w:val="19"/>
+              </w:rPr>
+              <w:t xml:space="preserve">______________</w:t>
+            </w:r>
+          </w:p>
+          <w:p>
+            <w:pPr>
+              <w:pBdr>
+                <w:bottom w:val="single" w:color="AFBECC" w:sz="6"/>
+              </w:pBdr>
+              <w:spacing w:after="30" w:before="150"/>
             </w:pPr>
             <w:r>
               <w:t xml:space="preserve"/>
@@ -4386,84 +5476,7 @@
     </w:tbl>
     <w:p>
       <w:pPr>
-        <w:keepNext/>
-        <w:spacing w:after="60" w:before="160"/>
-      </w:pPr>
-      <w:r>
-        <w:rPr>
-          <w:b/>
-          <w:bCs/>
-          <w:color w:val="12355B"/>
-          <w:sz w:val="22"/>
-          <w:szCs w:val="22"/>
-        </w:rPr>
-        <w:t xml:space="preserve">4.  </w:t>
-      </w:r>
-      <w:r>
-        <w:rPr>
-          <w:b/>
-          <w:bCs/>
-          <w:sz w:val="21"/>
-          <w:szCs w:val="21"/>
-        </w:rPr>
-        <w:t xml:space="preserve">What is the distance between (-4, 1) and (3, 1)?</w:t>
-      </w:r>
-    </w:p>
-    <w:p>
-      <w:pPr>
-        <w:spacing w:after="40"/>
-        <w:ind w:left="420"/>
-      </w:pPr>
-      <w:r>
-        <w:rPr>
-          <w:sz w:val="20"/>
-          <w:szCs w:val="20"/>
-        </w:rPr>
-        <w:t xml:space="preserve">A)  -7 units</w:t>
-      </w:r>
-    </w:p>
-    <w:p>
-      <w:pPr>
-        <w:spacing w:after="40"/>
-        <w:ind w:left="420"/>
-      </w:pPr>
-      <w:r>
-        <w:rPr>
-          <w:sz w:val="20"/>
-          <w:szCs w:val="20"/>
-        </w:rPr>
-        <w:t xml:space="preserve">B)  1 unit</w:t>
-      </w:r>
-    </w:p>
-    <w:p>
-      <w:pPr>
-        <w:spacing w:after="40"/>
-        <w:ind w:left="420"/>
-      </w:pPr>
-      <w:r>
-        <w:rPr>
-          <w:sz w:val="20"/>
-          <w:szCs w:val="20"/>
-        </w:rPr>
-        <w:t xml:space="preserve">C)  7 units</w:t>
-      </w:r>
-    </w:p>
-    <w:p>
-      <w:pPr>
-        <w:spacing w:after="40"/>
-        <w:ind w:left="420"/>
-      </w:pPr>
-      <w:r>
-        <w:rPr>
-          <w:sz w:val="20"/>
-          <w:szCs w:val="20"/>
-        </w:rPr>
-        <w:t xml:space="preserve">D)  12 units</w:t>
-      </w:r>
-    </w:p>
-    <w:p>
-      <w:pPr>
-        <w:spacing w:after="20"/>
+        <w:spacing w:after="80"/>
       </w:pPr>
       <w:r>
         <w:t xml:space="preserve"/>
@@ -4471,33 +5484,217 @@
     </w:p>
     <w:tbl>
       <w:tblPr>
-        <w:tblW w:type="pct" w:w="100%"/>
+        <w:tblW w:type="dxa" w:w="9360"/>
         <w:tblBorders>
           <w:top w:val="single" w:color="C7D2DD" w:sz="6"/>
           <w:left w:val="single" w:color="C7D2DD" w:sz="6"/>
           <w:bottom w:val="single" w:color="C7D2DD" w:sz="6"/>
           <w:right w:val="single" w:color="C7D2DD" w:sz="6"/>
-          <w:insideH w:val="single" w:color="auto" w:sz="4"/>
-          <w:insideV w:val="single" w:color="auto" w:sz="4"/>
+          <w:insideH w:val="single" w:color="C7D2DD" w:sz="6"/>
+          <w:insideV w:val="single" w:color="C7D2DD" w:sz="6"/>
         </w:tblBorders>
       </w:tblPr>
       <w:tblGrid>
-        <w:gridCol w:w="100"/>
+        <w:gridCol w:w="2800"/>
+        <w:gridCol w:w="3560"/>
+        <w:gridCol w:w="3000"/>
       </w:tblGrid>
       <w:tr>
-        <w:tc>
-          <w:tcPr>
+        <w:trPr>
+          <w:cantSplit/>
+          <w:tblHeader/>
+        </w:trPr>
+        <w:tc>
+          <w:tcPr>
+            <w:tcW w:type="dxa" w:w="2800"/>
+            <w:shd w:fill="EEF4F8" w:color="auto" w:val="clear"/>
+            <w:tcMar>
+              <w:top w:type="dxa" w:w="60"/>
+              <w:left w:type="dxa" w:w="100"/>
+              <w:bottom w:type="dxa" w:w="60"/>
+              <w:right w:type="dxa" w:w="100"/>
+            </w:tcMar>
+          </w:tcPr>
+          <w:p>
+            <w:pPr>
+              <w:spacing w:after="0"/>
+            </w:pPr>
+            <w:r>
+              <w:rPr>
+                <w:b/>
+                <w:bCs/>
+                <w:color w:val="12355B"/>
+                <w:sz w:val="16"/>
+                <w:szCs w:val="16"/>
+              </w:rPr>
+              <w:t xml:space="preserve">CORE PROBLEM / GIVEN REPRESENTATION</w:t>
+            </w:r>
+          </w:p>
+        </w:tc>
+        <w:tc>
+          <w:tcPr>
+            <w:tcW w:type="dxa" w:w="3560"/>
+            <w:shd w:fill="EEF4F8" w:color="auto" w:val="clear"/>
+            <w:tcMar>
+              <w:top w:type="dxa" w:w="60"/>
+              <w:left w:type="dxa" w:w="100"/>
+              <w:bottom w:type="dxa" w:w="60"/>
+              <w:right w:type="dxa" w:w="100"/>
+            </w:tcMar>
+          </w:tcPr>
+          <w:p>
+            <w:pPr>
+              <w:spacing w:after="0"/>
+            </w:pPr>
+            <w:r>
+              <w:rPr>
+                <w:b/>
+                <w:bCs/>
+                <w:color w:val="12355B"/>
+                <w:sz w:val="16"/>
+                <w:szCs w:val="16"/>
+              </w:rPr>
+              <w:t xml:space="preserve">WORKING SPACE / CALCULATION STEPS</w:t>
+            </w:r>
+          </w:p>
+        </w:tc>
+        <w:tc>
+          <w:tcPr>
+            <w:tcW w:type="dxa" w:w="3000"/>
             <w:shd w:fill="FBF3E2" w:color="auto" w:val="clear"/>
             <w:tcMar>
               <w:top w:type="dxa" w:w="60"/>
-              <w:left w:type="dxa" w:w="120"/>
+              <w:left w:type="dxa" w:w="100"/>
               <w:bottom w:type="dxa" w:w="60"/>
-              <w:right w:type="dxa" w:w="120"/>
-            </w:tcMar>
-          </w:tcPr>
-          <w:p>
-            <w:pPr>
-              <w:spacing w:after="0" w:line="320"/>
+              <w:right w:type="dxa" w:w="100"/>
+            </w:tcMar>
+          </w:tcPr>
+          <w:p>
+            <w:pPr>
+              <w:spacing w:after="0"/>
+            </w:pPr>
+            <w:r>
+              <w:rPr>
+                <w:b/>
+                <w:bCs/>
+                <w:color w:val="B97A12"/>
+                <w:sz w:val="16"/>
+                <w:szCs w:val="16"/>
+              </w:rPr>
+              <w:t xml:space="preserve">EXPLAIN YOUR REASONING</w:t>
+            </w:r>
+          </w:p>
+        </w:tc>
+      </w:tr>
+      <w:tr>
+        <w:trPr>
+          <w:cantSplit/>
+        </w:trPr>
+        <w:tc>
+          <w:tcPr>
+            <w:tcW w:type="dxa" w:w="2800"/>
+            <w:tcMar>
+              <w:top w:type="dxa" w:w="80"/>
+              <w:left w:type="dxa" w:w="100"/>
+              <w:bottom w:type="dxa" w:w="80"/>
+              <w:right w:type="dxa" w:w="100"/>
+            </w:tcMar>
+            <w:vAlign w:val="top"/>
+          </w:tcPr>
+          <w:p>
+            <w:pPr>
+              <w:spacing w:after="60"/>
+            </w:pPr>
+            <w:r>
+              <w:rPr>
+                <w:b/>
+                <w:bCs/>
+                <w:color w:val="12355B"/>
+                <w:sz w:val="21"/>
+                <w:szCs w:val="21"/>
+              </w:rPr>
+              <w:t xml:space="preserve">4.  </w:t>
+            </w:r>
+            <w:r>
+              <w:rPr>
+                <w:b/>
+                <w:bCs/>
+                <w:sz w:val="20"/>
+                <w:szCs w:val="20"/>
+              </w:rPr>
+              <w:t xml:space="preserve">What is the distance between (-4, 1) and (3, 1)?</w:t>
+            </w:r>
+          </w:p>
+          <w:p>
+            <w:pPr>
+              <w:spacing w:after="30"/>
+              <w:ind w:left="180"/>
+            </w:pPr>
+            <w:r>
+              <w:rPr>
+                <w:sz w:val="19"/>
+                <w:szCs w:val="19"/>
+              </w:rPr>
+              <w:t xml:space="preserve">A)  -7 units</w:t>
+            </w:r>
+          </w:p>
+          <w:p>
+            <w:pPr>
+              <w:spacing w:after="30"/>
+              <w:ind w:left="180"/>
+            </w:pPr>
+            <w:r>
+              <w:rPr>
+                <w:sz w:val="19"/>
+                <w:szCs w:val="19"/>
+              </w:rPr>
+              <w:t xml:space="preserve">B)  1 unit</w:t>
+            </w:r>
+          </w:p>
+          <w:p>
+            <w:pPr>
+              <w:spacing w:after="30"/>
+              <w:ind w:left="180"/>
+            </w:pPr>
+            <w:r>
+              <w:rPr>
+                <w:sz w:val="19"/>
+                <w:szCs w:val="19"/>
+              </w:rPr>
+              <w:t xml:space="preserve">C)  7 units</w:t>
+            </w:r>
+          </w:p>
+          <w:p>
+            <w:pPr>
+              <w:spacing w:after="30"/>
+              <w:ind w:left="180"/>
+            </w:pPr>
+            <w:r>
+              <w:rPr>
+                <w:sz w:val="19"/>
+                <w:szCs w:val="19"/>
+              </w:rPr>
+              <w:t xml:space="preserve">D)  12 units</w:t>
+            </w:r>
+          </w:p>
+        </w:tc>
+        <w:tc>
+          <w:tcPr>
+            <w:tcW w:type="dxa" w:w="3560"/>
+            <w:tcMar>
+              <w:top w:type="dxa" w:w="80"/>
+              <w:left w:type="dxa" w:w="100"/>
+              <w:bottom w:type="dxa" w:w="80"/>
+              <w:right w:type="dxa" w:w="100"/>
+            </w:tcMar>
+            <w:vAlign w:val="top"/>
+          </w:tcPr>
+          <w:p>
+            <w:pPr>
+              <w:pBdr>
+                <w:bottom w:val="single" w:color="AFBECC" w:sz="6"/>
+              </w:pBdr>
+              <w:spacing w:after="30" w:before="150"/>
             </w:pPr>
             <w:r>
               <w:t xml:space="preserve"/>
@@ -4505,7 +5702,147 @@
           </w:p>
           <w:p>
             <w:pPr>
-              <w:spacing w:after="0" w:line="320"/>
+              <w:pBdr>
+                <w:bottom w:val="single" w:color="AFBECC" w:sz="6"/>
+              </w:pBdr>
+              <w:spacing w:after="30" w:before="150"/>
+            </w:pPr>
+            <w:r>
+              <w:t xml:space="preserve"/>
+            </w:r>
+          </w:p>
+          <w:p>
+            <w:pPr>
+              <w:pBdr>
+                <w:bottom w:val="single" w:color="AFBECC" w:sz="6"/>
+              </w:pBdr>
+              <w:spacing w:after="30" w:before="150"/>
+            </w:pPr>
+            <w:r>
+              <w:t xml:space="preserve"/>
+            </w:r>
+          </w:p>
+          <w:p>
+            <w:pPr>
+              <w:pBdr>
+                <w:bottom w:val="single" w:color="AFBECC" w:sz="6"/>
+              </w:pBdr>
+              <w:spacing w:after="30" w:before="150"/>
+            </w:pPr>
+            <w:r>
+              <w:t xml:space="preserve"/>
+            </w:r>
+          </w:p>
+        </w:tc>
+        <w:tc>
+          <w:tcPr>
+            <w:tcW w:type="dxa" w:w="3000"/>
+            <w:shd w:fill="FBF3E2" w:color="auto" w:val="clear"/>
+            <w:tcMar>
+              <w:top w:type="dxa" w:w="80"/>
+              <w:left w:type="dxa" w:w="100"/>
+              <w:bottom w:type="dxa" w:w="80"/>
+              <w:right w:type="dxa" w:w="100"/>
+            </w:tcMar>
+            <w:vAlign w:val="top"/>
+          </w:tcPr>
+          <w:p>
+            <w:pPr>
+              <w:spacing w:after="40"/>
+            </w:pPr>
+            <w:r>
+              <w:rPr>
+                <w:b/>
+                <w:bCs/>
+                <w:color w:val="12355B"/>
+                <w:sz w:val="19"/>
+                <w:szCs w:val="19"/>
+              </w:rPr>
+              <w:t xml:space="preserve">Because... </w:t>
+            </w:r>
+            <w:r>
+              <w:rPr>
+                <w:color w:val="AFBECC"/>
+                <w:sz w:val="19"/>
+                <w:szCs w:val="19"/>
+              </w:rPr>
+              <w:t xml:space="preserve">________________</w:t>
+            </w:r>
+          </w:p>
+          <w:p>
+            <w:pPr>
+              <w:pBdr>
+                <w:bottom w:val="single" w:color="AFBECC" w:sz="6"/>
+              </w:pBdr>
+              <w:spacing w:after="30" w:before="150"/>
+            </w:pPr>
+            <w:r>
+              <w:t xml:space="preserve"/>
+            </w:r>
+          </w:p>
+          <w:p>
+            <w:pPr>
+              <w:spacing w:after="40" w:before="80"/>
+            </w:pPr>
+            <w:r>
+              <w:rPr>
+                <w:b/>
+                <w:bCs/>
+                <w:color w:val="6B4FA0"/>
+                <w:sz w:val="19"/>
+                <w:szCs w:val="19"/>
+              </w:rPr>
+              <w:t xml:space="preserve">Although... </w:t>
+            </w:r>
+            <w:r>
+              <w:rPr>
+                <w:color w:val="AFBECC"/>
+                <w:sz w:val="19"/>
+                <w:szCs w:val="19"/>
+              </w:rPr>
+              <w:t xml:space="preserve">_______________</w:t>
+            </w:r>
+          </w:p>
+          <w:p>
+            <w:pPr>
+              <w:pBdr>
+                <w:bottom w:val="single" w:color="AFBECC" w:sz="6"/>
+              </w:pBdr>
+              <w:spacing w:after="30" w:before="150"/>
+            </w:pPr>
+            <w:r>
+              <w:t xml:space="preserve"/>
+            </w:r>
+          </w:p>
+          <w:p>
+            <w:pPr>
+              <w:spacing w:after="40" w:before="80"/>
+            </w:pPr>
+            <w:r>
+              <w:rPr>
+                <w:b/>
+                <w:bCs/>
+                <w:color w:val="1FA6A2"/>
+                <w:sz w:val="19"/>
+                <w:szCs w:val="19"/>
+              </w:rPr>
+              <w:t xml:space="preserve">Therefore... </w:t>
+            </w:r>
+            <w:r>
+              <w:rPr>
+                <w:color w:val="AFBECC"/>
+                <w:sz w:val="19"/>
+                <w:szCs w:val="19"/>
+              </w:rPr>
+              <w:t xml:space="preserve">______________</w:t>
+            </w:r>
+          </w:p>
+          <w:p>
+            <w:pPr>
+              <w:pBdr>
+                <w:bottom w:val="single" w:color="AFBECC" w:sz="6"/>
+              </w:pBdr>
+              <w:spacing w:after="30" w:before="150"/>
             </w:pPr>
             <w:r>
               <w:t xml:space="preserve"/>
@@ -4514,6 +5851,14 @@
         </w:tc>
       </w:tr>
     </w:tbl>
+    <w:p>
+      <w:pPr>
+        <w:spacing w:after="80"/>
+      </w:pPr>
+      <w:r>
+        <w:t xml:space="preserve"/>
+      </w:r>
+    </w:p>
     <w:p>
       <w:pPr>
         <w:pStyle w:val="Heading2"/>
@@ -4540,120 +5885,219 @@
         <w:t xml:space="preserve">   stretch your thinking</w:t>
       </w:r>
     </w:p>
-    <w:p>
-      <w:pPr>
-        <w:keepNext/>
-        <w:spacing w:after="60" w:before="160"/>
-      </w:pPr>
-      <w:r>
-        <w:rPr>
-          <w:b/>
-          <w:bCs/>
-          <w:color w:val="12355B"/>
-          <w:sz w:val="22"/>
-          <w:szCs w:val="22"/>
-        </w:rPr>
-        <w:t xml:space="preserve">5.  </w:t>
-      </w:r>
-      <w:r>
-        <w:rPr>
-          <w:b/>
-          <w:bCs/>
-          <w:sz w:val="21"/>
-          <w:szCs w:val="21"/>
-        </w:rPr>
-        <w:t xml:space="preserve">A rectangle has corners (1, 2), (1, 5), (5, 5), and (5, 2). What is its perimeter?</w:t>
-      </w:r>
-    </w:p>
-    <w:p>
-      <w:pPr>
-        <w:spacing w:after="40"/>
-        <w:ind w:left="420"/>
-      </w:pPr>
-      <w:r>
-        <w:rPr>
-          <w:sz w:val="20"/>
-          <w:szCs w:val="20"/>
-        </w:rPr>
-        <w:t xml:space="preserve">A)  7 units</w:t>
-      </w:r>
-    </w:p>
-    <w:p>
-      <w:pPr>
-        <w:spacing w:after="40"/>
-        <w:ind w:left="420"/>
-      </w:pPr>
-      <w:r>
-        <w:rPr>
-          <w:sz w:val="20"/>
-          <w:szCs w:val="20"/>
-        </w:rPr>
-        <w:t xml:space="preserve">B)  10 units</w:t>
-      </w:r>
-    </w:p>
-    <w:p>
-      <w:pPr>
-        <w:spacing w:after="40"/>
-        <w:ind w:left="420"/>
-      </w:pPr>
-      <w:r>
-        <w:rPr>
-          <w:sz w:val="20"/>
-          <w:szCs w:val="20"/>
-        </w:rPr>
-        <w:t xml:space="preserve">C)  12 units</w:t>
-      </w:r>
-    </w:p>
-    <w:p>
-      <w:pPr>
-        <w:spacing w:after="40"/>
-        <w:ind w:left="420"/>
-      </w:pPr>
-      <w:r>
-        <w:rPr>
-          <w:sz w:val="20"/>
-          <w:szCs w:val="20"/>
-        </w:rPr>
-        <w:t xml:space="preserve">D)  14 units</w:t>
-      </w:r>
-    </w:p>
-    <w:p>
-      <w:pPr>
-        <w:spacing w:after="20"/>
-      </w:pPr>
-      <w:r>
-        <w:t xml:space="preserve"/>
-      </w:r>
-    </w:p>
     <w:tbl>
       <w:tblPr>
-        <w:tblW w:type="pct" w:w="100%"/>
+        <w:tblW w:type="dxa" w:w="9360"/>
         <w:tblBorders>
           <w:top w:val="single" w:color="C7D2DD" w:sz="6"/>
           <w:left w:val="single" w:color="C7D2DD" w:sz="6"/>
           <w:bottom w:val="single" w:color="C7D2DD" w:sz="6"/>
           <w:right w:val="single" w:color="C7D2DD" w:sz="6"/>
-          <w:insideH w:val="single" w:color="auto" w:sz="4"/>
-          <w:insideV w:val="single" w:color="auto" w:sz="4"/>
+          <w:insideH w:val="single" w:color="C7D2DD" w:sz="6"/>
+          <w:insideV w:val="single" w:color="C7D2DD" w:sz="6"/>
         </w:tblBorders>
       </w:tblPr>
       <w:tblGrid>
-        <w:gridCol w:w="100"/>
+        <w:gridCol w:w="2800"/>
+        <w:gridCol w:w="3560"/>
+        <w:gridCol w:w="3000"/>
       </w:tblGrid>
       <w:tr>
-        <w:tc>
-          <w:tcPr>
+        <w:trPr>
+          <w:cantSplit/>
+          <w:tblHeader/>
+        </w:trPr>
+        <w:tc>
+          <w:tcPr>
+            <w:tcW w:type="dxa" w:w="2800"/>
+            <w:shd w:fill="EEF4F8" w:color="auto" w:val="clear"/>
+            <w:tcMar>
+              <w:top w:type="dxa" w:w="60"/>
+              <w:left w:type="dxa" w:w="100"/>
+              <w:bottom w:type="dxa" w:w="60"/>
+              <w:right w:type="dxa" w:w="100"/>
+            </w:tcMar>
+          </w:tcPr>
+          <w:p>
+            <w:pPr>
+              <w:spacing w:after="0"/>
+            </w:pPr>
+            <w:r>
+              <w:rPr>
+                <w:b/>
+                <w:bCs/>
+                <w:color w:val="12355B"/>
+                <w:sz w:val="16"/>
+                <w:szCs w:val="16"/>
+              </w:rPr>
+              <w:t xml:space="preserve">CORE PROBLEM / GIVEN REPRESENTATION</w:t>
+            </w:r>
+          </w:p>
+        </w:tc>
+        <w:tc>
+          <w:tcPr>
+            <w:tcW w:type="dxa" w:w="3560"/>
+            <w:shd w:fill="EEF4F8" w:color="auto" w:val="clear"/>
+            <w:tcMar>
+              <w:top w:type="dxa" w:w="60"/>
+              <w:left w:type="dxa" w:w="100"/>
+              <w:bottom w:type="dxa" w:w="60"/>
+              <w:right w:type="dxa" w:w="100"/>
+            </w:tcMar>
+          </w:tcPr>
+          <w:p>
+            <w:pPr>
+              <w:spacing w:after="0"/>
+            </w:pPr>
+            <w:r>
+              <w:rPr>
+                <w:b/>
+                <w:bCs/>
+                <w:color w:val="12355B"/>
+                <w:sz w:val="16"/>
+                <w:szCs w:val="16"/>
+              </w:rPr>
+              <w:t xml:space="preserve">WORKING SPACE / CALCULATION STEPS</w:t>
+            </w:r>
+          </w:p>
+        </w:tc>
+        <w:tc>
+          <w:tcPr>
+            <w:tcW w:type="dxa" w:w="3000"/>
             <w:shd w:fill="FBF3E2" w:color="auto" w:val="clear"/>
             <w:tcMar>
               <w:top w:type="dxa" w:w="60"/>
-              <w:left w:type="dxa" w:w="120"/>
+              <w:left w:type="dxa" w:w="100"/>
               <w:bottom w:type="dxa" w:w="60"/>
-              <w:right w:type="dxa" w:w="120"/>
-            </w:tcMar>
-          </w:tcPr>
-          <w:p>
-            <w:pPr>
-              <w:spacing w:after="0" w:line="320"/>
+              <w:right w:type="dxa" w:w="100"/>
+            </w:tcMar>
+          </w:tcPr>
+          <w:p>
+            <w:pPr>
+              <w:spacing w:after="0"/>
+            </w:pPr>
+            <w:r>
+              <w:rPr>
+                <w:b/>
+                <w:bCs/>
+                <w:color w:val="B97A12"/>
+                <w:sz w:val="16"/>
+                <w:szCs w:val="16"/>
+              </w:rPr>
+              <w:t xml:space="preserve">EXPLAIN YOUR REASONING</w:t>
+            </w:r>
+          </w:p>
+        </w:tc>
+      </w:tr>
+      <w:tr>
+        <w:trPr>
+          <w:cantSplit/>
+        </w:trPr>
+        <w:tc>
+          <w:tcPr>
+            <w:tcW w:type="dxa" w:w="2800"/>
+            <w:tcMar>
+              <w:top w:type="dxa" w:w="80"/>
+              <w:left w:type="dxa" w:w="100"/>
+              <w:bottom w:type="dxa" w:w="80"/>
+              <w:right w:type="dxa" w:w="100"/>
+            </w:tcMar>
+            <w:vAlign w:val="top"/>
+          </w:tcPr>
+          <w:p>
+            <w:pPr>
+              <w:spacing w:after="60"/>
+            </w:pPr>
+            <w:r>
+              <w:rPr>
+                <w:b/>
+                <w:bCs/>
+                <w:color w:val="12355B"/>
+                <w:sz w:val="21"/>
+                <w:szCs w:val="21"/>
+              </w:rPr>
+              <w:t xml:space="preserve">5.  </w:t>
+            </w:r>
+            <w:r>
+              <w:rPr>
+                <w:b/>
+                <w:bCs/>
+                <w:sz w:val="20"/>
+                <w:szCs w:val="20"/>
+              </w:rPr>
+              <w:t xml:space="preserve">A rectangle has corners (1, 2), (1, 5), (5, 5), and (5, 2). What is its perimeter?</w:t>
+            </w:r>
+          </w:p>
+          <w:p>
+            <w:pPr>
+              <w:spacing w:after="30"/>
+              <w:ind w:left="180"/>
+            </w:pPr>
+            <w:r>
+              <w:rPr>
+                <w:sz w:val="19"/>
+                <w:szCs w:val="19"/>
+              </w:rPr>
+              <w:t xml:space="preserve">A)  7 units</w:t>
+            </w:r>
+          </w:p>
+          <w:p>
+            <w:pPr>
+              <w:spacing w:after="30"/>
+              <w:ind w:left="180"/>
+            </w:pPr>
+            <w:r>
+              <w:rPr>
+                <w:sz w:val="19"/>
+                <w:szCs w:val="19"/>
+              </w:rPr>
+              <w:t xml:space="preserve">B)  10 units</w:t>
+            </w:r>
+          </w:p>
+          <w:p>
+            <w:pPr>
+              <w:spacing w:after="30"/>
+              <w:ind w:left="180"/>
+            </w:pPr>
+            <w:r>
+              <w:rPr>
+                <w:sz w:val="19"/>
+                <w:szCs w:val="19"/>
+              </w:rPr>
+              <w:t xml:space="preserve">C)  12 units</w:t>
+            </w:r>
+          </w:p>
+          <w:p>
+            <w:pPr>
+              <w:spacing w:after="30"/>
+              <w:ind w:left="180"/>
+            </w:pPr>
+            <w:r>
+              <w:rPr>
+                <w:sz w:val="19"/>
+                <w:szCs w:val="19"/>
+              </w:rPr>
+              <w:t xml:space="preserve">D)  14 units</w:t>
+            </w:r>
+          </w:p>
+        </w:tc>
+        <w:tc>
+          <w:tcPr>
+            <w:tcW w:type="dxa" w:w="3560"/>
+            <w:tcMar>
+              <w:top w:type="dxa" w:w="80"/>
+              <w:left w:type="dxa" w:w="100"/>
+              <w:bottom w:type="dxa" w:w="80"/>
+              <w:right w:type="dxa" w:w="100"/>
+            </w:tcMar>
+            <w:vAlign w:val="top"/>
+          </w:tcPr>
+          <w:p>
+            <w:pPr>
+              <w:pBdr>
+                <w:bottom w:val="single" w:color="AFBECC" w:sz="6"/>
+              </w:pBdr>
+              <w:spacing w:after="30" w:before="150"/>
             </w:pPr>
             <w:r>
               <w:t xml:space="preserve"/>
@@ -4661,7 +6105,147 @@
           </w:p>
           <w:p>
             <w:pPr>
-              <w:spacing w:after="0" w:line="320"/>
+              <w:pBdr>
+                <w:bottom w:val="single" w:color="AFBECC" w:sz="6"/>
+              </w:pBdr>
+              <w:spacing w:after="30" w:before="150"/>
+            </w:pPr>
+            <w:r>
+              <w:t xml:space="preserve"/>
+            </w:r>
+          </w:p>
+          <w:p>
+            <w:pPr>
+              <w:pBdr>
+                <w:bottom w:val="single" w:color="AFBECC" w:sz="6"/>
+              </w:pBdr>
+              <w:spacing w:after="30" w:before="150"/>
+            </w:pPr>
+            <w:r>
+              <w:t xml:space="preserve"/>
+            </w:r>
+          </w:p>
+          <w:p>
+            <w:pPr>
+              <w:pBdr>
+                <w:bottom w:val="single" w:color="AFBECC" w:sz="6"/>
+              </w:pBdr>
+              <w:spacing w:after="30" w:before="150"/>
+            </w:pPr>
+            <w:r>
+              <w:t xml:space="preserve"/>
+            </w:r>
+          </w:p>
+        </w:tc>
+        <w:tc>
+          <w:tcPr>
+            <w:tcW w:type="dxa" w:w="3000"/>
+            <w:shd w:fill="FBF3E2" w:color="auto" w:val="clear"/>
+            <w:tcMar>
+              <w:top w:type="dxa" w:w="80"/>
+              <w:left w:type="dxa" w:w="100"/>
+              <w:bottom w:type="dxa" w:w="80"/>
+              <w:right w:type="dxa" w:w="100"/>
+            </w:tcMar>
+            <w:vAlign w:val="top"/>
+          </w:tcPr>
+          <w:p>
+            <w:pPr>
+              <w:spacing w:after="40"/>
+            </w:pPr>
+            <w:r>
+              <w:rPr>
+                <w:b/>
+                <w:bCs/>
+                <w:color w:val="12355B"/>
+                <w:sz w:val="19"/>
+                <w:szCs w:val="19"/>
+              </w:rPr>
+              <w:t xml:space="preserve">Because... </w:t>
+            </w:r>
+            <w:r>
+              <w:rPr>
+                <w:color w:val="AFBECC"/>
+                <w:sz w:val="19"/>
+                <w:szCs w:val="19"/>
+              </w:rPr>
+              <w:t xml:space="preserve">________________</w:t>
+            </w:r>
+          </w:p>
+          <w:p>
+            <w:pPr>
+              <w:pBdr>
+                <w:bottom w:val="single" w:color="AFBECC" w:sz="6"/>
+              </w:pBdr>
+              <w:spacing w:after="30" w:before="150"/>
+            </w:pPr>
+            <w:r>
+              <w:t xml:space="preserve"/>
+            </w:r>
+          </w:p>
+          <w:p>
+            <w:pPr>
+              <w:spacing w:after="40" w:before="80"/>
+            </w:pPr>
+            <w:r>
+              <w:rPr>
+                <w:b/>
+                <w:bCs/>
+                <w:color w:val="6B4FA0"/>
+                <w:sz w:val="19"/>
+                <w:szCs w:val="19"/>
+              </w:rPr>
+              <w:t xml:space="preserve">Although... </w:t>
+            </w:r>
+            <w:r>
+              <w:rPr>
+                <w:color w:val="AFBECC"/>
+                <w:sz w:val="19"/>
+                <w:szCs w:val="19"/>
+              </w:rPr>
+              <w:t xml:space="preserve">_______________</w:t>
+            </w:r>
+          </w:p>
+          <w:p>
+            <w:pPr>
+              <w:pBdr>
+                <w:bottom w:val="single" w:color="AFBECC" w:sz="6"/>
+              </w:pBdr>
+              <w:spacing w:after="30" w:before="150"/>
+            </w:pPr>
+            <w:r>
+              <w:t xml:space="preserve"/>
+            </w:r>
+          </w:p>
+          <w:p>
+            <w:pPr>
+              <w:spacing w:after="40" w:before="80"/>
+            </w:pPr>
+            <w:r>
+              <w:rPr>
+                <w:b/>
+                <w:bCs/>
+                <w:color w:val="1FA6A2"/>
+                <w:sz w:val="19"/>
+                <w:szCs w:val="19"/>
+              </w:rPr>
+              <w:t xml:space="preserve">Therefore... </w:t>
+            </w:r>
+            <w:r>
+              <w:rPr>
+                <w:color w:val="AFBECC"/>
+                <w:sz w:val="19"/>
+                <w:szCs w:val="19"/>
+              </w:rPr>
+              <w:t xml:space="preserve">______________</w:t>
+            </w:r>
+          </w:p>
+          <w:p>
+            <w:pPr>
+              <w:pBdr>
+                <w:bottom w:val="single" w:color="AFBECC" w:sz="6"/>
+              </w:pBdr>
+              <w:spacing w:after="30" w:before="150"/>
             </w:pPr>
             <w:r>
               <w:t xml:space="preserve"/>
@@ -4672,84 +6256,7 @@
     </w:tbl>
     <w:p>
       <w:pPr>
-        <w:keepNext/>
-        <w:spacing w:after="60" w:before="160"/>
-      </w:pPr>
-      <w:r>
-        <w:rPr>
-          <w:b/>
-          <w:bCs/>
-          <w:color w:val="12355B"/>
-          <w:sz w:val="22"/>
-          <w:szCs w:val="22"/>
-        </w:rPr>
-        <w:t xml:space="preserve">6.  </w:t>
-      </w:r>
-      <w:r>
-        <w:rPr>
-          <w:b/>
-          <w:bCs/>
-          <w:sz w:val="21"/>
-          <w:szCs w:val="21"/>
-        </w:rPr>
-        <w:t xml:space="preserve">How far apart are the points (-2, 5) and (-2, -3)?</w:t>
-      </w:r>
-    </w:p>
-    <w:p>
-      <w:pPr>
-        <w:spacing w:after="40"/>
-        <w:ind w:left="420"/>
-      </w:pPr>
-      <w:r>
-        <w:rPr>
-          <w:sz w:val="20"/>
-          <w:szCs w:val="20"/>
-        </w:rPr>
-        <w:t xml:space="preserve">A)  -8 units</w:t>
-      </w:r>
-    </w:p>
-    <w:p>
-      <w:pPr>
-        <w:spacing w:after="40"/>
-        <w:ind w:left="420"/>
-      </w:pPr>
-      <w:r>
-        <w:rPr>
-          <w:sz w:val="20"/>
-          <w:szCs w:val="20"/>
-        </w:rPr>
-        <w:t xml:space="preserve">B)  2 units</w:t>
-      </w:r>
-    </w:p>
-    <w:p>
-      <w:pPr>
-        <w:spacing w:after="40"/>
-        <w:ind w:left="420"/>
-      </w:pPr>
-      <w:r>
-        <w:rPr>
-          <w:sz w:val="20"/>
-          <w:szCs w:val="20"/>
-        </w:rPr>
-        <w:t xml:space="preserve">C)  8 units</w:t>
-      </w:r>
-    </w:p>
-    <w:p>
-      <w:pPr>
-        <w:spacing w:after="40"/>
-        <w:ind w:left="420"/>
-      </w:pPr>
-      <w:r>
-        <w:rPr>
-          <w:sz w:val="20"/>
-          <w:szCs w:val="20"/>
-        </w:rPr>
-        <w:t xml:space="preserve">D)  15 units</w:t>
-      </w:r>
-    </w:p>
-    <w:p>
-      <w:pPr>
-        <w:spacing w:after="20"/>
+        <w:spacing w:after="80"/>
       </w:pPr>
       <w:r>
         <w:t xml:space="preserve"/>
@@ -4757,33 +6264,217 @@
     </w:p>
     <w:tbl>
       <w:tblPr>
-        <w:tblW w:type="pct" w:w="100%"/>
+        <w:tblW w:type="dxa" w:w="9360"/>
         <w:tblBorders>
           <w:top w:val="single" w:color="C7D2DD" w:sz="6"/>
           <w:left w:val="single" w:color="C7D2DD" w:sz="6"/>
           <w:bottom w:val="single" w:color="C7D2DD" w:sz="6"/>
           <w:right w:val="single" w:color="C7D2DD" w:sz="6"/>
-          <w:insideH w:val="single" w:color="auto" w:sz="4"/>
-          <w:insideV w:val="single" w:color="auto" w:sz="4"/>
+          <w:insideH w:val="single" w:color="C7D2DD" w:sz="6"/>
+          <w:insideV w:val="single" w:color="C7D2DD" w:sz="6"/>
         </w:tblBorders>
       </w:tblPr>
       <w:tblGrid>
-        <w:gridCol w:w="100"/>
+        <w:gridCol w:w="2800"/>
+        <w:gridCol w:w="3560"/>
+        <w:gridCol w:w="3000"/>
       </w:tblGrid>
       <w:tr>
-        <w:tc>
-          <w:tcPr>
+        <w:trPr>
+          <w:cantSplit/>
+          <w:tblHeader/>
+        </w:trPr>
+        <w:tc>
+          <w:tcPr>
+            <w:tcW w:type="dxa" w:w="2800"/>
+            <w:shd w:fill="EEF4F8" w:color="auto" w:val="clear"/>
+            <w:tcMar>
+              <w:top w:type="dxa" w:w="60"/>
+              <w:left w:type="dxa" w:w="100"/>
+              <w:bottom w:type="dxa" w:w="60"/>
+              <w:right w:type="dxa" w:w="100"/>
+            </w:tcMar>
+          </w:tcPr>
+          <w:p>
+            <w:pPr>
+              <w:spacing w:after="0"/>
+            </w:pPr>
+            <w:r>
+              <w:rPr>
+                <w:b/>
+                <w:bCs/>
+                <w:color w:val="12355B"/>
+                <w:sz w:val="16"/>
+                <w:szCs w:val="16"/>
+              </w:rPr>
+              <w:t xml:space="preserve">CORE PROBLEM / GIVEN REPRESENTATION</w:t>
+            </w:r>
+          </w:p>
+        </w:tc>
+        <w:tc>
+          <w:tcPr>
+            <w:tcW w:type="dxa" w:w="3560"/>
+            <w:shd w:fill="EEF4F8" w:color="auto" w:val="clear"/>
+            <w:tcMar>
+              <w:top w:type="dxa" w:w="60"/>
+              <w:left w:type="dxa" w:w="100"/>
+              <w:bottom w:type="dxa" w:w="60"/>
+              <w:right w:type="dxa" w:w="100"/>
+            </w:tcMar>
+          </w:tcPr>
+          <w:p>
+            <w:pPr>
+              <w:spacing w:after="0"/>
+            </w:pPr>
+            <w:r>
+              <w:rPr>
+                <w:b/>
+                <w:bCs/>
+                <w:color w:val="12355B"/>
+                <w:sz w:val="16"/>
+                <w:szCs w:val="16"/>
+              </w:rPr>
+              <w:t xml:space="preserve">WORKING SPACE / CALCULATION STEPS</w:t>
+            </w:r>
+          </w:p>
+        </w:tc>
+        <w:tc>
+          <w:tcPr>
+            <w:tcW w:type="dxa" w:w="3000"/>
             <w:shd w:fill="FBF3E2" w:color="auto" w:val="clear"/>
             <w:tcMar>
               <w:top w:type="dxa" w:w="60"/>
-              <w:left w:type="dxa" w:w="120"/>
+              <w:left w:type="dxa" w:w="100"/>
               <w:bottom w:type="dxa" w:w="60"/>
-              <w:right w:type="dxa" w:w="120"/>
-            </w:tcMar>
-          </w:tcPr>
-          <w:p>
-            <w:pPr>
-              <w:spacing w:after="0" w:line="320"/>
+              <w:right w:type="dxa" w:w="100"/>
+            </w:tcMar>
+          </w:tcPr>
+          <w:p>
+            <w:pPr>
+              <w:spacing w:after="0"/>
+            </w:pPr>
+            <w:r>
+              <w:rPr>
+                <w:b/>
+                <w:bCs/>
+                <w:color w:val="B97A12"/>
+                <w:sz w:val="16"/>
+                <w:szCs w:val="16"/>
+              </w:rPr>
+              <w:t xml:space="preserve">EXPLAIN YOUR REASONING</w:t>
+            </w:r>
+          </w:p>
+        </w:tc>
+      </w:tr>
+      <w:tr>
+        <w:trPr>
+          <w:cantSplit/>
+        </w:trPr>
+        <w:tc>
+          <w:tcPr>
+            <w:tcW w:type="dxa" w:w="2800"/>
+            <w:tcMar>
+              <w:top w:type="dxa" w:w="80"/>
+              <w:left w:type="dxa" w:w="100"/>
+              <w:bottom w:type="dxa" w:w="80"/>
+              <w:right w:type="dxa" w:w="100"/>
+            </w:tcMar>
+            <w:vAlign w:val="top"/>
+          </w:tcPr>
+          <w:p>
+            <w:pPr>
+              <w:spacing w:after="60"/>
+            </w:pPr>
+            <w:r>
+              <w:rPr>
+                <w:b/>
+                <w:bCs/>
+                <w:color w:val="12355B"/>
+                <w:sz w:val="21"/>
+                <w:szCs w:val="21"/>
+              </w:rPr>
+              <w:t xml:space="preserve">6.  </w:t>
+            </w:r>
+            <w:r>
+              <w:rPr>
+                <w:b/>
+                <w:bCs/>
+                <w:sz w:val="20"/>
+                <w:szCs w:val="20"/>
+              </w:rPr>
+              <w:t xml:space="preserve">How far apart are the points (-2, 5) and (-2, -3)?</w:t>
+            </w:r>
+          </w:p>
+          <w:p>
+            <w:pPr>
+              <w:spacing w:after="30"/>
+              <w:ind w:left="180"/>
+            </w:pPr>
+            <w:r>
+              <w:rPr>
+                <w:sz w:val="19"/>
+                <w:szCs w:val="19"/>
+              </w:rPr>
+              <w:t xml:space="preserve">A)  -8 units</w:t>
+            </w:r>
+          </w:p>
+          <w:p>
+            <w:pPr>
+              <w:spacing w:after="30"/>
+              <w:ind w:left="180"/>
+            </w:pPr>
+            <w:r>
+              <w:rPr>
+                <w:sz w:val="19"/>
+                <w:szCs w:val="19"/>
+              </w:rPr>
+              <w:t xml:space="preserve">B)  2 units</w:t>
+            </w:r>
+          </w:p>
+          <w:p>
+            <w:pPr>
+              <w:spacing w:after="30"/>
+              <w:ind w:left="180"/>
+            </w:pPr>
+            <w:r>
+              <w:rPr>
+                <w:sz w:val="19"/>
+                <w:szCs w:val="19"/>
+              </w:rPr>
+              <w:t xml:space="preserve">C)  8 units</w:t>
+            </w:r>
+          </w:p>
+          <w:p>
+            <w:pPr>
+              <w:spacing w:after="30"/>
+              <w:ind w:left="180"/>
+            </w:pPr>
+            <w:r>
+              <w:rPr>
+                <w:sz w:val="19"/>
+                <w:szCs w:val="19"/>
+              </w:rPr>
+              <w:t xml:space="preserve">D)  15 units</w:t>
+            </w:r>
+          </w:p>
+        </w:tc>
+        <w:tc>
+          <w:tcPr>
+            <w:tcW w:type="dxa" w:w="3560"/>
+            <w:tcMar>
+              <w:top w:type="dxa" w:w="80"/>
+              <w:left w:type="dxa" w:w="100"/>
+              <w:bottom w:type="dxa" w:w="80"/>
+              <w:right w:type="dxa" w:w="100"/>
+            </w:tcMar>
+            <w:vAlign w:val="top"/>
+          </w:tcPr>
+          <w:p>
+            <w:pPr>
+              <w:pBdr>
+                <w:bottom w:val="single" w:color="AFBECC" w:sz="6"/>
+              </w:pBdr>
+              <w:spacing w:after="30" w:before="150"/>
             </w:pPr>
             <w:r>
               <w:t xml:space="preserve"/>
@@ -4791,7 +6482,147 @@
           </w:p>
           <w:p>
             <w:pPr>
-              <w:spacing w:after="0" w:line="320"/>
+              <w:pBdr>
+                <w:bottom w:val="single" w:color="AFBECC" w:sz="6"/>
+              </w:pBdr>
+              <w:spacing w:after="30" w:before="150"/>
+            </w:pPr>
+            <w:r>
+              <w:t xml:space="preserve"/>
+            </w:r>
+          </w:p>
+          <w:p>
+            <w:pPr>
+              <w:pBdr>
+                <w:bottom w:val="single" w:color="AFBECC" w:sz="6"/>
+              </w:pBdr>
+              <w:spacing w:after="30" w:before="150"/>
+            </w:pPr>
+            <w:r>
+              <w:t xml:space="preserve"/>
+            </w:r>
+          </w:p>
+          <w:p>
+            <w:pPr>
+              <w:pBdr>
+                <w:bottom w:val="single" w:color="AFBECC" w:sz="6"/>
+              </w:pBdr>
+              <w:spacing w:after="30" w:before="150"/>
+            </w:pPr>
+            <w:r>
+              <w:t xml:space="preserve"/>
+            </w:r>
+          </w:p>
+        </w:tc>
+        <w:tc>
+          <w:tcPr>
+            <w:tcW w:type="dxa" w:w="3000"/>
+            <w:shd w:fill="FBF3E2" w:color="auto" w:val="clear"/>
+            <w:tcMar>
+              <w:top w:type="dxa" w:w="80"/>
+              <w:left w:type="dxa" w:w="100"/>
+              <w:bottom w:type="dxa" w:w="80"/>
+              <w:right w:type="dxa" w:w="100"/>
+            </w:tcMar>
+            <w:vAlign w:val="top"/>
+          </w:tcPr>
+          <w:p>
+            <w:pPr>
+              <w:spacing w:after="40"/>
+            </w:pPr>
+            <w:r>
+              <w:rPr>
+                <w:b/>
+                <w:bCs/>
+                <w:color w:val="12355B"/>
+                <w:sz w:val="19"/>
+                <w:szCs w:val="19"/>
+              </w:rPr>
+              <w:t xml:space="preserve">Because... </w:t>
+            </w:r>
+            <w:r>
+              <w:rPr>
+                <w:color w:val="AFBECC"/>
+                <w:sz w:val="19"/>
+                <w:szCs w:val="19"/>
+              </w:rPr>
+              <w:t xml:space="preserve">________________</w:t>
+            </w:r>
+          </w:p>
+          <w:p>
+            <w:pPr>
+              <w:pBdr>
+                <w:bottom w:val="single" w:color="AFBECC" w:sz="6"/>
+              </w:pBdr>
+              <w:spacing w:after="30" w:before="150"/>
+            </w:pPr>
+            <w:r>
+              <w:t xml:space="preserve"/>
+            </w:r>
+          </w:p>
+          <w:p>
+            <w:pPr>
+              <w:spacing w:after="40" w:before="80"/>
+            </w:pPr>
+            <w:r>
+              <w:rPr>
+                <w:b/>
+                <w:bCs/>
+                <w:color w:val="6B4FA0"/>
+                <w:sz w:val="19"/>
+                <w:szCs w:val="19"/>
+              </w:rPr>
+              <w:t xml:space="preserve">Although... </w:t>
+            </w:r>
+            <w:r>
+              <w:rPr>
+                <w:color w:val="AFBECC"/>
+                <w:sz w:val="19"/>
+                <w:szCs w:val="19"/>
+              </w:rPr>
+              <w:t xml:space="preserve">_______________</w:t>
+            </w:r>
+          </w:p>
+          <w:p>
+            <w:pPr>
+              <w:pBdr>
+                <w:bottom w:val="single" w:color="AFBECC" w:sz="6"/>
+              </w:pBdr>
+              <w:spacing w:after="30" w:before="150"/>
+            </w:pPr>
+            <w:r>
+              <w:t xml:space="preserve"/>
+            </w:r>
+          </w:p>
+          <w:p>
+            <w:pPr>
+              <w:spacing w:after="40" w:before="80"/>
+            </w:pPr>
+            <w:r>
+              <w:rPr>
+                <w:b/>
+                <w:bCs/>
+                <w:color w:val="1FA6A2"/>
+                <w:sz w:val="19"/>
+                <w:szCs w:val="19"/>
+              </w:rPr>
+              <w:t xml:space="preserve">Therefore... </w:t>
+            </w:r>
+            <w:r>
+              <w:rPr>
+                <w:color w:val="AFBECC"/>
+                <w:sz w:val="19"/>
+                <w:szCs w:val="19"/>
+              </w:rPr>
+              <w:t xml:space="preserve">______________</w:t>
+            </w:r>
+          </w:p>
+          <w:p>
+            <w:pPr>
+              <w:pBdr>
+                <w:bottom w:val="single" w:color="AFBECC" w:sz="6"/>
+              </w:pBdr>
+              <w:spacing w:after="30" w:before="150"/>
             </w:pPr>
             <w:r>
               <w:t xml:space="preserve"/>
@@ -4800,6 +6631,14 @@
         </w:tc>
       </w:tr>
     </w:tbl>
+    <w:p>
+      <w:pPr>
+        <w:spacing w:after="80"/>
+      </w:pPr>
+      <w:r>
+        <w:t xml:space="preserve"/>
+      </w:r>
+    </w:p>
     <w:p>
       <w:pPr>
         <w:pStyle w:val="Heading1"/>
@@ -4918,6 +6757,149 @@
         <w:t xml:space="preserve"/>
       </w:r>
     </w:p>
+    <w:p>
+      <w:pPr>
+        <w:spacing w:after="60"/>
+      </w:pPr>
+      <w:r>
+        <w:t xml:space="preserve"/>
+      </w:r>
+    </w:p>
+    <w:tbl>
+      <w:tblPr>
+        <w:tblW w:type="dxa" w:w="9360"/>
+        <w:tblBorders>
+          <w:top w:val="single" w:color="C7D2DD" w:sz="6"/>
+          <w:left w:val="single" w:color="C7D2DD" w:sz="6"/>
+          <w:bottom w:val="single" w:color="C7D2DD" w:sz="6"/>
+          <w:right w:val="single" w:color="C7D2DD" w:sz="6"/>
+          <w:insideH w:val="single" w:color="C7D2DD" w:sz="6"/>
+          <w:insideV w:val="single" w:color="C7D2DD" w:sz="6"/>
+        </w:tblBorders>
+      </w:tblPr>
+      <w:tblGrid>
+        <w:gridCol w:w="3120"/>
+        <w:gridCol w:w="3120"/>
+        <w:gridCol w:w="3120"/>
+      </w:tblGrid>
+      <w:tr>
+        <w:trPr>
+          <w:cantSplit/>
+          <w:tblHeader/>
+        </w:trPr>
+        <w:tc>
+          <w:tcPr>
+            <w:tcW w:type="dxa" w:w="9360"/>
+            <w:gridSpan w:val="3"/>
+            <w:shd w:fill="EEF4F8" w:color="auto" w:val="clear"/>
+            <w:tcMar>
+              <w:top w:type="dxa" w:w="60"/>
+              <w:left w:type="dxa" w:w="100"/>
+              <w:bottom w:type="dxa" w:w="60"/>
+              <w:right w:type="dxa" w:w="100"/>
+            </w:tcMar>
+          </w:tcPr>
+          <w:p>
+            <w:pPr>
+              <w:spacing w:after="0"/>
+            </w:pPr>
+            <w:r>
+              <w:rPr>
+                <w:b/>
+                <w:bCs/>
+                <w:color w:val="12355B"/>
+                <w:sz w:val="18"/>
+                <w:szCs w:val="18"/>
+              </w:rPr>
+              <w:t xml:space="preserve">EXIT CHECK · 3-POINT SELF-ASSESSMENT CHECKLIST</w:t>
+            </w:r>
+          </w:p>
+        </w:tc>
+      </w:tr>
+      <w:tr>
+        <w:trPr>
+          <w:cantSplit/>
+        </w:trPr>
+        <w:tc>
+          <w:tcPr>
+            <w:tcW w:type="dxa" w:w="3120"/>
+            <w:tcMar>
+              <w:top w:type="dxa" w:w="80"/>
+              <w:left w:type="dxa" w:w="100"/>
+              <w:bottom w:type="dxa" w:w="80"/>
+              <w:right w:type="dxa" w:w="100"/>
+            </w:tcMar>
+          </w:tcPr>
+          <w:p>
+            <w:pPr>
+              <w:spacing w:after="0"/>
+            </w:pPr>
+            <w:r>
+              <w:rPr>
+                <w:b/>
+                <w:bCs/>
+                <w:color w:val="1A2733"/>
+                <w:sz w:val="18"/>
+                <w:szCs w:val="18"/>
+              </w:rPr>
+              <w:t xml:space="preserve">☐ 1. Units &amp; Labels Verified</w:t>
+            </w:r>
+          </w:p>
+        </w:tc>
+        <w:tc>
+          <w:tcPr>
+            <w:tcW w:type="dxa" w:w="3120"/>
+            <w:tcMar>
+              <w:top w:type="dxa" w:w="80"/>
+              <w:left w:type="dxa" w:w="100"/>
+              <w:bottom w:type="dxa" w:w="80"/>
+              <w:right w:type="dxa" w:w="100"/>
+            </w:tcMar>
+          </w:tcPr>
+          <w:p>
+            <w:pPr>
+              <w:spacing w:after="0"/>
+            </w:pPr>
+            <w:r>
+              <w:rPr>
+                <w:b/>
+                <w:bCs/>
+                <w:color w:val="1A2733"/>
+                <w:sz w:val="18"/>
+                <w:szCs w:val="18"/>
+              </w:rPr>
+              <w:t xml:space="preserve">☐ 2. Reasoning Stated (Because / Although / Therefore)</w:t>
+            </w:r>
+          </w:p>
+        </w:tc>
+        <w:tc>
+          <w:tcPr>
+            <w:tcW w:type="dxa" w:w="3120"/>
+            <w:tcMar>
+              <w:top w:type="dxa" w:w="80"/>
+              <w:left w:type="dxa" w:w="100"/>
+              <w:bottom w:type="dxa" w:w="80"/>
+              <w:right w:type="dxa" w:w="100"/>
+            </w:tcMar>
+          </w:tcPr>
+          <w:p>
+            <w:pPr>
+              <w:spacing w:after="0"/>
+            </w:pPr>
+            <w:r>
+              <w:rPr>
+                <w:b/>
+                <w:bCs/>
+                <w:color w:val="1A2733"/>
+                <w:sz w:val="18"/>
+                <w:szCs w:val="18"/>
+              </w:rPr>
+              <w:t xml:space="preserve">☐ 3. Calculations Double-Checked</w:t>
+            </w:r>
+          </w:p>
+        </w:tc>
+      </w:tr>
+    </w:tbl>
     <w:sectPr>
       <w:headerReference w:type="default" r:id="rId7"/>
       <w:footerReference w:type="default" r:id="rId8"/>
